--- a/Common_Sharable/Project-Documentation.docx
+++ b/Common_Sharable/Project-Documentation.docx
@@ -1,6 +1,6 @@
 
 <file path=word/document.xml><?xml version="1.0" encoding="utf-8"?>
-<w:document xmlns:wpc="http://schemas.microsoft.com/office/word/2010/wordprocessingCanvas" xmlns:mc="http://schemas.openxmlformats.org/markup-compatibility/2006" xmlns:o="urn:schemas-microsoft-com:office:office" xmlns:r="http://schemas.openxmlformats.org/officeDocument/2006/relationships" xmlns:m="http://schemas.openxmlformats.org/officeDocument/2006/math" xmlns:v="urn:schemas-microsoft-com:vml" xmlns:wp14="http://schemas.microsoft.com/office/word/2010/wordprocessingDrawing" xmlns:wp="http://schemas.openxmlformats.org/drawingml/2006/wordprocessingDrawing" xmlns:w10="urn:schemas-microsoft-com:office:word" xmlns:w="http://schemas.openxmlformats.org/wordprocessingml/2006/main" xmlns:w14="http://schemas.microsoft.com/office/word/2010/wordml" xmlns:wpg="http://schemas.microsoft.com/office/word/2010/wordprocessingGroup" xmlns:wpi="http://schemas.microsoft.com/office/word/2010/wordprocessingInk" xmlns:wne="http://schemas.microsoft.com/office/word/2006/wordml" xmlns:wps="http://schemas.microsoft.com/office/word/2010/wordprocessingShape" mc:Ignorable="w14 wp14">
+<w:document xmlns:wpc="http://schemas.microsoft.com/office/word/2010/wordprocessingCanvas" xmlns:cx="http://schemas.microsoft.com/office/drawing/2014/chartex" xmlns:cx1="http://schemas.microsoft.com/office/drawing/2015/9/8/chartex" xmlns:cx2="http://schemas.microsoft.com/office/drawing/2015/10/21/chartex" xmlns:cx3="http://schemas.microsoft.com/office/drawing/2016/5/9/chartex" xmlns:cx4="http://schemas.microsoft.com/office/drawing/2016/5/10/chartex" xmlns:cx5="http://schemas.microsoft.com/office/drawing/2016/5/11/chartex" xmlns:cx6="http://schemas.microsoft.com/office/drawing/2016/5/12/chartex" xmlns:cx7="http://schemas.microsoft.com/office/drawing/2016/5/13/chartex" xmlns:cx8="http://schemas.microsoft.com/office/drawing/2016/5/14/chartex" xmlns:mc="http://schemas.openxmlformats.org/markup-compatibility/2006" xmlns:aink="http://schemas.microsoft.com/office/drawing/2016/ink" xmlns:am3d="http://schemas.microsoft.com/office/drawing/2017/model3d" xmlns:o="urn:schemas-microsoft-com:office:office" xmlns:oel="http://schemas.microsoft.com/office/2019/extlst" xmlns:r="http://schemas.openxmlformats.org/officeDocument/2006/relationships" xmlns:m="http://schemas.openxmlformats.org/officeDocument/2006/math" xmlns:v="urn:schemas-microsoft-com:vml" xmlns:wp14="http://schemas.microsoft.com/office/word/2010/wordprocessingDrawing" xmlns:wp="http://schemas.openxmlformats.org/drawingml/2006/wordprocessingDrawing" xmlns:w10="urn:schemas-microsoft-com:office:word" xmlns:w="http://schemas.openxmlformats.org/wordprocessingml/2006/main" xmlns:w14="http://schemas.microsoft.com/office/word/2010/wordml" xmlns:w15="http://schemas.microsoft.com/office/word/2012/wordml" xmlns:w16cex="http://schemas.microsoft.com/office/word/2018/wordml/cex" xmlns:w16cid="http://schemas.microsoft.com/office/word/2016/wordml/cid" xmlns:w16="http://schemas.microsoft.com/office/word/2018/wordml" xmlns:w16du="http://schemas.microsoft.com/office/word/2023/wordml/word16du" xmlns:w16sdtdh="http://schemas.microsoft.com/office/word/2020/wordml/sdtdatahash" xmlns:w16sdtfl="http://schemas.microsoft.com/office/word/2024/wordml/sdtformatlock" xmlns:w16se="http://schemas.microsoft.com/office/word/2015/wordml/symex" xmlns:wpg="http://schemas.microsoft.com/office/word/2010/wordprocessingGroup" xmlns:wpi="http://schemas.microsoft.com/office/word/2010/wordprocessingInk" xmlns:wne="http://schemas.microsoft.com/office/word/2006/wordml" xmlns:wps="http://schemas.microsoft.com/office/word/2010/wordprocessingShape" mc:Ignorable="w14 w15 w16se w16cid w16 w16cex w16sdtdh w16sdtfl w16du wp14">
   <w:body>
     <w:p>
       <w:pPr>
@@ -23,8 +23,6 @@
         </w:rPr>
         <w:t>Prompt-Lab</w:t>
       </w:r>
-      <w:bookmarkStart w:id="0" w:name="_GoBack"/>
-      <w:bookmarkEnd w:id="0"/>
     </w:p>
     <w:p>
       <w:pPr>
@@ -33,21 +31,12 @@
           <w:szCs w:val="36"/>
         </w:rPr>
       </w:pPr>
-      <w:proofErr w:type="gramStart"/>
       <w:r>
         <w:rPr>
           <w:sz w:val="28"/>
           <w:szCs w:val="36"/>
         </w:rPr>
-        <w:t>1.Requirement</w:t>
-      </w:r>
-      <w:proofErr w:type="gramEnd"/>
-      <w:r>
-        <w:rPr>
-          <w:sz w:val="28"/>
-          <w:szCs w:val="36"/>
-        </w:rPr>
-        <w:t xml:space="preserve"> Gather:</w:t>
+        <w:t>1.Requirement Gather:</w:t>
       </w:r>
     </w:p>
     <w:p>
@@ -269,15 +258,7 @@
         <w:t>Security:</w:t>
       </w:r>
       <w:r>
-        <w:t xml:space="preserve"> Passwords must be hashed using </w:t>
-      </w:r>
-      <w:proofErr w:type="spellStart"/>
-      <w:r>
-        <w:t>BCrypt</w:t>
-      </w:r>
-      <w:proofErr w:type="spellEnd"/>
-      <w:r>
-        <w:t xml:space="preserve"> before reaching the database. APIs must be protected by Spring Security filters.</w:t>
+        <w:t xml:space="preserve"> Passwords must be hashed using BCrypt before reaching the database. APIs must be protected by Spring Security filters.</w:t>
       </w:r>
     </w:p>
     <w:p>
@@ -325,6 +306,49 @@
         <w:ind w:left="720"/>
       </w:pPr>
     </w:p>
+    <w:p>
+      <w:pPr>
+        <w:ind w:left="720"/>
+      </w:pPr>
+      <w:r>
+        <w:lastRenderedPageBreak/>
+        <w:drawing>
+          <wp:inline distT="0" distB="0" distL="0" distR="0" wp14:anchorId="7C8EE17A" wp14:editId="106D0BBF">
+            <wp:extent cx="4667901" cy="7544853"/>
+            <wp:effectExtent l="0" t="0" r="0" b="0"/>
+            <wp:docPr id="350072171" name="Picture 1"/>
+            <wp:cNvGraphicFramePr>
+              <a:graphicFrameLocks xmlns:a="http://schemas.openxmlformats.org/drawingml/2006/main" noChangeAspect="1"/>
+            </wp:cNvGraphicFramePr>
+            <a:graphic xmlns:a="http://schemas.openxmlformats.org/drawingml/2006/main">
+              <a:graphicData uri="http://schemas.openxmlformats.org/drawingml/2006/picture">
+                <pic:pic xmlns:pic="http://schemas.openxmlformats.org/drawingml/2006/picture">
+                  <pic:nvPicPr>
+                    <pic:cNvPr id="350072171" name=""/>
+                    <pic:cNvPicPr/>
+                  </pic:nvPicPr>
+                  <pic:blipFill>
+                    <a:blip r:embed="rId5"/>
+                    <a:stretch>
+                      <a:fillRect/>
+                    </a:stretch>
+                  </pic:blipFill>
+                  <pic:spPr>
+                    <a:xfrm>
+                      <a:off x="0" y="0"/>
+                      <a:ext cx="4667901" cy="7544853"/>
+                    </a:xfrm>
+                    <a:prstGeom prst="rect">
+                      <a:avLst/>
+                    </a:prstGeom>
+                  </pic:spPr>
+                </pic:pic>
+              </a:graphicData>
+            </a:graphic>
+          </wp:inline>
+        </w:drawing>
+      </w:r>
+    </w:p>
     <w:sectPr>
       <w:pgSz w:w="11906" w:h="16838"/>
       <w:pgMar w:top="1440" w:right="1440" w:bottom="1440" w:left="1440" w:header="708" w:footer="708" w:gutter="0"/>
@@ -336,8 +360,8 @@
 </file>
 
 <file path=word/numbering.xml><?xml version="1.0" encoding="utf-8"?>
-<w:numbering xmlns:wpc="http://schemas.microsoft.com/office/word/2010/wordprocessingCanvas" xmlns:mc="http://schemas.openxmlformats.org/markup-compatibility/2006" xmlns:o="urn:schemas-microsoft-com:office:office" xmlns:r="http://schemas.openxmlformats.org/officeDocument/2006/relationships" xmlns:m="http://schemas.openxmlformats.org/officeDocument/2006/math" xmlns:v="urn:schemas-microsoft-com:vml" xmlns:wp14="http://schemas.microsoft.com/office/word/2010/wordprocessingDrawing" xmlns:wp="http://schemas.openxmlformats.org/drawingml/2006/wordprocessingDrawing" xmlns:w10="urn:schemas-microsoft-com:office:word" xmlns:w="http://schemas.openxmlformats.org/wordprocessingml/2006/main" xmlns:w14="http://schemas.microsoft.com/office/word/2010/wordml" xmlns:wpg="http://schemas.microsoft.com/office/word/2010/wordprocessingGroup" xmlns:wpi="http://schemas.microsoft.com/office/word/2010/wordprocessingInk" xmlns:wne="http://schemas.microsoft.com/office/word/2006/wordml" xmlns:wps="http://schemas.microsoft.com/office/word/2010/wordprocessingShape" mc:Ignorable="w14 wp14">
-  <w:abstractNum w:abstractNumId="0">
+<w:numbering xmlns:wpc="http://schemas.microsoft.com/office/word/2010/wordprocessingCanvas" xmlns:cx="http://schemas.microsoft.com/office/drawing/2014/chartex" xmlns:cx1="http://schemas.microsoft.com/office/drawing/2015/9/8/chartex" xmlns:cx2="http://schemas.microsoft.com/office/drawing/2015/10/21/chartex" xmlns:cx3="http://schemas.microsoft.com/office/drawing/2016/5/9/chartex" xmlns:cx4="http://schemas.microsoft.com/office/drawing/2016/5/10/chartex" xmlns:cx5="http://schemas.microsoft.com/office/drawing/2016/5/11/chartex" xmlns:cx6="http://schemas.microsoft.com/office/drawing/2016/5/12/chartex" xmlns:cx7="http://schemas.microsoft.com/office/drawing/2016/5/13/chartex" xmlns:cx8="http://schemas.microsoft.com/office/drawing/2016/5/14/chartex" xmlns:mc="http://schemas.openxmlformats.org/markup-compatibility/2006" xmlns:aink="http://schemas.microsoft.com/office/drawing/2016/ink" xmlns:am3d="http://schemas.microsoft.com/office/drawing/2017/model3d" xmlns:o="urn:schemas-microsoft-com:office:office" xmlns:oel="http://schemas.microsoft.com/office/2019/extlst" xmlns:r="http://schemas.openxmlformats.org/officeDocument/2006/relationships" xmlns:m="http://schemas.openxmlformats.org/officeDocument/2006/math" xmlns:v="urn:schemas-microsoft-com:vml" xmlns:wp14="http://schemas.microsoft.com/office/word/2010/wordprocessingDrawing" xmlns:wp="http://schemas.openxmlformats.org/drawingml/2006/wordprocessingDrawing" xmlns:w10="urn:schemas-microsoft-com:office:word" xmlns:w="http://schemas.openxmlformats.org/wordprocessingml/2006/main" xmlns:w14="http://schemas.microsoft.com/office/word/2010/wordml" xmlns:w15="http://schemas.microsoft.com/office/word/2012/wordml" xmlns:w16cex="http://schemas.microsoft.com/office/word/2018/wordml/cex" xmlns:w16cid="http://schemas.microsoft.com/office/word/2016/wordml/cid" xmlns:w16="http://schemas.microsoft.com/office/word/2018/wordml" xmlns:w16du="http://schemas.microsoft.com/office/word/2023/wordml/word16du" xmlns:w16sdtdh="http://schemas.microsoft.com/office/word/2020/wordml/sdtdatahash" xmlns:w16sdtfl="http://schemas.microsoft.com/office/word/2024/wordml/sdtformatlock" xmlns:w16se="http://schemas.microsoft.com/office/word/2015/wordml/symex" xmlns:wpg="http://schemas.microsoft.com/office/word/2010/wordprocessingGroup" xmlns:wpi="http://schemas.microsoft.com/office/word/2010/wordprocessingInk" xmlns:wne="http://schemas.microsoft.com/office/word/2006/wordml" xmlns:wps="http://schemas.microsoft.com/office/word/2010/wordprocessingShape" mc:Ignorable="w14 w15 w16se w16cid w16 w16cex w16sdtdh w16sdtfl w16du wp14">
+  <w:abstractNum w:abstractNumId="0" w15:restartNumberingAfterBreak="0">
     <w:nsid w:val="08C5197A"/>
     <w:multiLevelType w:val="multilevel"/>
     <w:tmpl w:val="EF925584"/>
@@ -486,7 +510,7 @@
       </w:rPr>
     </w:lvl>
   </w:abstractNum>
-  <w:abstractNum w:abstractNumId="1">
+  <w:abstractNum w:abstractNumId="1" w15:restartNumberingAfterBreak="0">
     <w:nsid w:val="0D1353BD"/>
     <w:multiLevelType w:val="multilevel"/>
     <w:tmpl w:val="61E4DC10"/>
@@ -635,7 +659,7 @@
       </w:rPr>
     </w:lvl>
   </w:abstractNum>
-  <w:abstractNum w:abstractNumId="2">
+  <w:abstractNum w:abstractNumId="2" w15:restartNumberingAfterBreak="0">
     <w:nsid w:val="170E1FAD"/>
     <w:multiLevelType w:val="multilevel"/>
     <w:tmpl w:val="EF925584"/>
@@ -784,7 +808,7 @@
       </w:rPr>
     </w:lvl>
   </w:abstractNum>
-  <w:abstractNum w:abstractNumId="3">
+  <w:abstractNum w:abstractNumId="3" w15:restartNumberingAfterBreak="0">
     <w:nsid w:val="31734DB9"/>
     <w:multiLevelType w:val="multilevel"/>
     <w:tmpl w:val="EF925584"/>
@@ -933,7 +957,7 @@
       </w:rPr>
     </w:lvl>
   </w:abstractNum>
-  <w:abstractNum w:abstractNumId="4">
+  <w:abstractNum w:abstractNumId="4" w15:restartNumberingAfterBreak="0">
     <w:nsid w:val="387403FF"/>
     <w:multiLevelType w:val="hybridMultilevel"/>
     <w:tmpl w:val="2D8A80F0"/>
@@ -1022,7 +1046,7 @@
       </w:pPr>
     </w:lvl>
   </w:abstractNum>
-  <w:abstractNum w:abstractNumId="5">
+  <w:abstractNum w:abstractNumId="5" w15:restartNumberingAfterBreak="0">
     <w:nsid w:val="388A4FAC"/>
     <w:multiLevelType w:val="hybridMultilevel"/>
     <w:tmpl w:val="982E8FA6"/>
@@ -1108,7 +1132,7 @@
       </w:pPr>
     </w:lvl>
   </w:abstractNum>
-  <w:abstractNum w:abstractNumId="6">
+  <w:abstractNum w:abstractNumId="6" w15:restartNumberingAfterBreak="0">
     <w:nsid w:val="3BBF5D9C"/>
     <w:multiLevelType w:val="hybridMultilevel"/>
     <w:tmpl w:val="FD925EA8"/>
@@ -1221,7 +1245,7 @@
       </w:rPr>
     </w:lvl>
   </w:abstractNum>
-  <w:abstractNum w:abstractNumId="7">
+  <w:abstractNum w:abstractNumId="7" w15:restartNumberingAfterBreak="0">
     <w:nsid w:val="607B253E"/>
     <w:multiLevelType w:val="multilevel"/>
     <w:tmpl w:val="CC20A250"/>
@@ -1370,7 +1394,7 @@
       </w:rPr>
     </w:lvl>
   </w:abstractNum>
-  <w:abstractNum w:abstractNumId="8">
+  <w:abstractNum w:abstractNumId="8" w15:restartNumberingAfterBreak="0">
     <w:nsid w:val="661741C0"/>
     <w:multiLevelType w:val="multilevel"/>
     <w:tmpl w:val="EF925584"/>
@@ -1519,7 +1543,7 @@
       </w:rPr>
     </w:lvl>
   </w:abstractNum>
-  <w:abstractNum w:abstractNumId="9">
+  <w:abstractNum w:abstractNumId="9" w15:restartNumberingAfterBreak="0">
     <w:nsid w:val="6BCA6FE3"/>
     <w:multiLevelType w:val="multilevel"/>
     <w:tmpl w:val="EF925584"/>
@@ -1668,41 +1692,41 @@
       </w:rPr>
     </w:lvl>
   </w:abstractNum>
-  <w:num w:numId="1">
+  <w:num w:numId="1" w16cid:durableId="836265828">
     <w:abstractNumId w:val="3"/>
   </w:num>
-  <w:num w:numId="2">
+  <w:num w:numId="2" w16cid:durableId="1938708080">
     <w:abstractNumId w:val="7"/>
   </w:num>
-  <w:num w:numId="3">
+  <w:num w:numId="3" w16cid:durableId="2134248473">
     <w:abstractNumId w:val="1"/>
   </w:num>
-  <w:num w:numId="4">
+  <w:num w:numId="4" w16cid:durableId="2103913314">
     <w:abstractNumId w:val="5"/>
   </w:num>
-  <w:num w:numId="5">
+  <w:num w:numId="5" w16cid:durableId="1060978588">
     <w:abstractNumId w:val="4"/>
   </w:num>
-  <w:num w:numId="6">
+  <w:num w:numId="6" w16cid:durableId="1638678585">
     <w:abstractNumId w:val="6"/>
   </w:num>
-  <w:num w:numId="7">
+  <w:num w:numId="7" w16cid:durableId="587423354">
     <w:abstractNumId w:val="2"/>
   </w:num>
-  <w:num w:numId="8">
+  <w:num w:numId="8" w16cid:durableId="1245870425">
     <w:abstractNumId w:val="9"/>
   </w:num>
-  <w:num w:numId="9">
+  <w:num w:numId="9" w16cid:durableId="1119452870">
     <w:abstractNumId w:val="0"/>
   </w:num>
-  <w:num w:numId="10">
+  <w:num w:numId="10" w16cid:durableId="961618340">
     <w:abstractNumId w:val="8"/>
   </w:num>
 </w:numbering>
 </file>
 
 <file path=word/styles.xml><?xml version="1.0" encoding="utf-8"?>
-<w:styles xmlns:mc="http://schemas.openxmlformats.org/markup-compatibility/2006" xmlns:r="http://schemas.openxmlformats.org/officeDocument/2006/relationships" xmlns:w="http://schemas.openxmlformats.org/wordprocessingml/2006/main" xmlns:w14="http://schemas.microsoft.com/office/word/2010/wordml" mc:Ignorable="w14">
+<w:styles xmlns:mc="http://schemas.openxmlformats.org/markup-compatibility/2006" xmlns:r="http://schemas.openxmlformats.org/officeDocument/2006/relationships" xmlns:w="http://schemas.openxmlformats.org/wordprocessingml/2006/main" xmlns:w14="http://schemas.microsoft.com/office/word/2010/wordml" xmlns:w15="http://schemas.microsoft.com/office/word/2012/wordml" xmlns:w16cex="http://schemas.microsoft.com/office/word/2018/wordml/cex" xmlns:w16cid="http://schemas.microsoft.com/office/word/2016/wordml/cid" xmlns:w16="http://schemas.microsoft.com/office/word/2018/wordml" xmlns:w16du="http://schemas.microsoft.com/office/word/2023/wordml/word16du" xmlns:w16sdtdh="http://schemas.microsoft.com/office/word/2020/wordml/sdtdatahash" xmlns:w16sdtfl="http://schemas.microsoft.com/office/word/2024/wordml/sdtformatlock" xmlns:w16se="http://schemas.microsoft.com/office/word/2015/wordml/symex" mc:Ignorable="w14 w15 w16se w16cid w16 w16cex w16sdtdh w16sdtfl w16du">
   <w:docDefaults>
     <w:rPrDefault>
       <w:rPr>
@@ -1720,825 +1744,383 @@
       </w:pPr>
     </w:pPrDefault>
   </w:docDefaults>
-  <w:latentStyles w:defLockedState="0" w:defUIPriority="99" w:defSemiHidden="1" w:defUnhideWhenUsed="1" w:defQFormat="0" w:count="267">
-    <w:lsdException w:name="Normal" w:semiHidden="0" w:uiPriority="0" w:unhideWhenUsed="0" w:qFormat="1"/>
-    <w:lsdException w:name="heading 1" w:semiHidden="0" w:uiPriority="9" w:unhideWhenUsed="0" w:qFormat="1"/>
-    <w:lsdException w:name="heading 2" w:uiPriority="9" w:qFormat="1"/>
-    <w:lsdException w:name="heading 3" w:uiPriority="9" w:qFormat="1"/>
-    <w:lsdException w:name="heading 4" w:uiPriority="9" w:qFormat="1"/>
-    <w:lsdException w:name="heading 5" w:uiPriority="9" w:qFormat="1"/>
-    <w:lsdException w:name="heading 6" w:uiPriority="9" w:qFormat="1"/>
-    <w:lsdException w:name="heading 7" w:uiPriority="9" w:qFormat="1"/>
-    <w:lsdException w:name="heading 8" w:uiPriority="9" w:qFormat="1"/>
-    <w:lsdException w:name="heading 9" w:uiPriority="9" w:qFormat="1"/>
-    <w:lsdException w:name="toc 1" w:uiPriority="39"/>
-    <w:lsdException w:name="toc 2" w:uiPriority="39"/>
-    <w:lsdException w:name="toc 3" w:uiPriority="39"/>
-    <w:lsdException w:name="toc 4" w:uiPriority="39"/>
-    <w:lsdException w:name="toc 5" w:uiPriority="39"/>
-    <w:lsdException w:name="toc 6" w:uiPriority="39"/>
-    <w:lsdException w:name="toc 7" w:uiPriority="39"/>
-    <w:lsdException w:name="toc 8" w:uiPriority="39"/>
-    <w:lsdException w:name="toc 9" w:uiPriority="39"/>
-    <w:lsdException w:name="caption" w:uiPriority="35" w:qFormat="1"/>
-    <w:lsdException w:name="Title" w:semiHidden="0" w:uiPriority="10" w:unhideWhenUsed="0" w:qFormat="1"/>
-    <w:lsdException w:name="Default Paragraph Font" w:uiPriority="1"/>
-    <w:lsdException w:name="Subtitle" w:semiHidden="0" w:uiPriority="11" w:unhideWhenUsed="0" w:qFormat="1"/>
-    <w:lsdException w:name="Strong" w:semiHidden="0" w:uiPriority="22" w:unhideWhenUsed="0" w:qFormat="1"/>
-    <w:lsdException w:name="Emphasis" w:semiHidden="0" w:uiPriority="20" w:unhideWhenUsed="0" w:qFormat="1"/>
-    <w:lsdException w:name="Table Grid" w:semiHidden="0" w:uiPriority="39" w:unhideWhenUsed="0"/>
-    <w:lsdException w:name="Placeholder Text" w:unhideWhenUsed="0"/>
-    <w:lsdException w:name="No Spacing" w:semiHidden="0" w:uiPriority="1" w:unhideWhenUsed="0" w:qFormat="1"/>
-    <w:lsdException w:name="Light Shading" w:semiHidden="0" w:uiPriority="60" w:unhideWhenUsed="0"/>
-    <w:lsdException w:name="Light List" w:semiHidden="0" w:uiPriority="61" w:unhideWhenUsed="0"/>
-    <w:lsdException w:name="Light Grid" w:semiHidden="0" w:uiPriority="62" w:unhideWhenUsed="0"/>
-    <w:lsdException w:name="Medium Shading 1" w:semiHidden="0" w:uiPriority="63" w:unhideWhenUsed="0"/>
-    <w:lsdException w:name="Medium Shading 2" w:semiHidden="0" w:uiPriority="64" w:unhideWhenUsed="0"/>
-    <w:lsdException w:name="Medium List 1" w:semiHidden="0" w:uiPriority="65" w:unhideWhenUsed="0"/>
-    <w:lsdException w:name="Medium List 2" w:semiHidden="0" w:uiPriority="66" w:unhideWhenUsed="0"/>
-    <w:lsdException w:name="Medium Grid 1" w:semiHidden="0" w:uiPriority="67" w:unhideWhenUsed="0"/>
-    <w:lsdException w:name="Medium Grid 2" w:semiHidden="0" w:uiPriority="68" w:unhideWhenUsed="0"/>
-    <w:lsdException w:name="Medium Grid 3" w:semiHidden="0" w:uiPriority="69" w:unhideWhenUsed="0"/>
-    <w:lsdException w:name="Dark List" w:semiHidden="0" w:uiPriority="70" w:unhideWhenUsed="0"/>
-    <w:lsdException w:name="Colorful Shading" w:semiHidden="0" w:uiPriority="71" w:unhideWhenUsed="0"/>
-    <w:lsdException w:name="Colorful List" w:semiHidden="0" w:uiPriority="72" w:unhideWhenUsed="0"/>
-    <w:lsdException w:name="Colorful Grid" w:semiHidden="0" w:uiPriority="73" w:unhideWhenUsed="0"/>
-    <w:lsdException w:name="Light Shading Accent 1" w:semiHidden="0" w:uiPriority="60" w:unhideWhenUsed="0"/>
-    <w:lsdException w:name="Light List Accent 1" w:semiHidden="0" w:uiPriority="61" w:unhideWhenUsed="0"/>
-    <w:lsdException w:name="Light Grid Accent 1" w:semiHidden="0" w:uiPriority="62" w:unhideWhenUsed="0"/>
-    <w:lsdException w:name="Medium Shading 1 Accent 1" w:semiHidden="0" w:uiPriority="63" w:unhideWhenUsed="0"/>
-    <w:lsdException w:name="Medium Shading 2 Accent 1" w:semiHidden="0" w:uiPriority="64" w:unhideWhenUsed="0"/>
-    <w:lsdException w:name="Medium List 1 Accent 1" w:semiHidden="0" w:uiPriority="65" w:unhideWhenUsed="0"/>
-    <w:lsdException w:name="Revision" w:unhideWhenUsed="0"/>
-    <w:lsdException w:name="List Paragraph" w:semiHidden="0" w:uiPriority="34" w:unhideWhenUsed="0" w:qFormat="1"/>
-    <w:lsdException w:name="Quote" w:semiHidden="0" w:uiPriority="29" w:unhideWhenUsed="0" w:qFormat="1"/>
-    <w:lsdException w:name="Intense Quote" w:semiHidden="0" w:uiPriority="30" w:unhideWhenUsed="0" w:qFormat="1"/>
-    <w:lsdException w:name="Medium List 2 Accent 1" w:semiHidden="0" w:uiPriority="66" w:unhideWhenUsed="0"/>
-    <w:lsdException w:name="Medium Grid 1 Accent 1" w:semiHidden="0" w:uiPriority="67" w:unhideWhenUsed="0"/>
-    <w:lsdException w:name="Medium Grid 2 Accent 1" w:semiHidden="0" w:uiPriority="68" w:unhideWhenUsed="0"/>
-    <w:lsdException w:name="Medium Grid 3 Accent 1" w:semiHidden="0" w:uiPriority="69" w:unhideWhenUsed="0"/>
-    <w:lsdException w:name="Dark List Accent 1" w:semiHidden="0" w:uiPriority="70" w:unhideWhenUsed="0"/>
-    <w:lsdException w:name="Colorful Shading Accent 1" w:semiHidden="0" w:uiPriority="71" w:unhideWhenUsed="0"/>
-    <w:lsdException w:name="Colorful List Accent 1" w:semiHidden="0" w:uiPriority="72" w:unhideWhenUsed="0"/>
-    <w:lsdException w:name="Colorful Grid Accent 1" w:semiHidden="0" w:uiPriority="73" w:unhideWhenUsed="0"/>
-    <w:lsdException w:name="Light Shading Accent 2" w:semiHidden="0" w:uiPriority="60" w:unhideWhenUsed="0"/>
-    <w:lsdException w:name="Light List Accent 2" w:semiHidden="0" w:uiPriority="61" w:unhideWhenUsed="0"/>
-    <w:lsdException w:name="Light Grid Accent 2" w:semiHidden="0" w:uiPriority="62" w:unhideWhenUsed="0"/>
-    <w:lsdException w:name="Medium Shading 1 Accent 2" w:semiHidden="0" w:uiPriority="63" w:unhideWhenUsed="0"/>
-    <w:lsdException w:name="Medium Shading 2 Accent 2" w:semiHidden="0" w:uiPriority="64" w:unhideWhenUsed="0"/>
-    <w:lsdException w:name="Medium List 1 Accent 2" w:semiHidden="0" w:uiPriority="65" w:unhideWhenUsed="0"/>
-    <w:lsdException w:name="Medium List 2 Accent 2" w:semiHidden="0" w:uiPriority="66" w:unhideWhenUsed="0"/>
-    <w:lsdException w:name="Medium Grid 1 Accent 2" w:semiHidden="0" w:uiPriority="67" w:unhideWhenUsed="0"/>
-    <w:lsdException w:name="Medium Grid 2 Accent 2" w:semiHidden="0" w:uiPriority="68" w:unhideWhenUsed="0"/>
-    <w:lsdException w:name="Medium Grid 3 Accent 2" w:semiHidden="0" w:uiPriority="69" w:unhideWhenUsed="0"/>
-    <w:lsdException w:name="Dark List Accent 2" w:semiHidden="0" w:uiPriority="70" w:unhideWhenUsed="0"/>
-    <w:lsdException w:name="Colorful Shading Accent 2" w:semiHidden="0" w:uiPriority="71" w:unhideWhenUsed="0"/>
-    <w:lsdException w:name="Colorful List Accent 2" w:semiHidden="0" w:uiPriority="72" w:unhideWhenUsed="0"/>
-    <w:lsdException w:name="Colorful Grid Accent 2" w:semiHidden="0" w:uiPriority="73" w:unhideWhenUsed="0"/>
-    <w:lsdException w:name="Light Shading Accent 3" w:semiHidden="0" w:uiPriority="60" w:unhideWhenUsed="0"/>
-    <w:lsdException w:name="Light List Accent 3" w:semiHidden="0" w:uiPriority="61" w:unhideWhenUsed="0"/>
-    <w:lsdException w:name="Light Grid Accent 3" w:semiHidden="0" w:uiPriority="62" w:unhideWhenUsed="0"/>
-    <w:lsdException w:name="Medium Shading 1 Accent 3" w:semiHidden="0" w:uiPriority="63" w:unhideWhenUsed="0"/>
-    <w:lsdException w:name="Medium Shading 2 Accent 3" w:semiHidden="0" w:uiPriority="64" w:unhideWhenUsed="0"/>
-    <w:lsdException w:name="Medium List 1 Accent 3" w:semiHidden="0" w:uiPriority="65" w:unhideWhenUsed="0"/>
-    <w:lsdException w:name="Medium List 2 Accent 3" w:semiHidden="0" w:uiPriority="66" w:unhideWhenUsed="0"/>
-    <w:lsdException w:name="Medium Grid 1 Accent 3" w:semiHidden="0" w:uiPriority="67" w:unhideWhenUsed="0"/>
-    <w:lsdException w:name="Medium Grid 2 Accent 3" w:semiHidden="0" w:uiPriority="68" w:unhideWhenUsed="0"/>
-    <w:lsdException w:name="Medium Grid 3 Accent 3" w:semiHidden="0" w:uiPriority="69" w:unhideWhenUsed="0"/>
-    <w:lsdException w:name="Dark List Accent 3" w:semiHidden="0" w:uiPriority="70" w:unhideWhenUsed="0"/>
-    <w:lsdException w:name="Colorful Shading Accent 3" w:semiHidden="0" w:uiPriority="71" w:unhideWhenUsed="0"/>
-    <w:lsdException w:name="Colorful List Accent 3" w:semiHidden="0" w:uiPriority="72" w:unhideWhenUsed="0"/>
-    <w:lsdException w:name="Colorful Grid Accent 3" w:semiHidden="0" w:uiPriority="73" w:unhideWhenUsed="0"/>
-    <w:lsdException w:name="Light Shading Accent 4" w:semiHidden="0" w:uiPriority="60" w:unhideWhenUsed="0"/>
-    <w:lsdException w:name="Light List Accent 4" w:semiHidden="0" w:uiPriority="61" w:unhideWhenUsed="0"/>
-    <w:lsdException w:name="Light Grid Accent 4" w:semiHidden="0" w:uiPriority="62" w:unhideWhenUsed="0"/>
-    <w:lsdException w:name="Medium Shading 1 Accent 4" w:semiHidden="0" w:uiPriority="63" w:unhideWhenUsed="0"/>
-    <w:lsdException w:name="Medium Shading 2 Accent 4" w:semiHidden="0" w:uiPriority="64" w:unhideWhenUsed="0"/>
-    <w:lsdException w:name="Medium List 1 Accent 4" w:semiHidden="0" w:uiPriority="65" w:unhideWhenUsed="0"/>
-    <w:lsdException w:name="Medium List 2 Accent 4" w:semiHidden="0" w:uiPriority="66" w:unhideWhenUsed="0"/>
-    <w:lsdException w:name="Medium Grid 1 Accent 4" w:semiHidden="0" w:uiPriority="67" w:unhideWhenUsed="0"/>
-    <w:lsdException w:name="Medium Grid 2 Accent 4" w:semiHidden="0" w:uiPriority="68" w:unhideWhenUsed="0"/>
-    <w:lsdException w:name="Medium Grid 3 Accent 4" w:semiHidden="0" w:uiPriority="69" w:unhideWhenUsed="0"/>
-    <w:lsdException w:name="Dark List Accent 4" w:semiHidden="0" w:uiPriority="70" w:unhideWhenUsed="0"/>
-    <w:lsdException w:name="Colorful Shading Accent 4" w:semiHidden="0" w:uiPriority="71" w:unhideWhenUsed="0"/>
-    <w:lsdException w:name="Colorful List Accent 4" w:semiHidden="0" w:uiPriority="72" w:unhideWhenUsed="0"/>
-    <w:lsdException w:name="Colorful Grid Accent 4" w:semiHidden="0" w:uiPriority="73" w:unhideWhenUsed="0"/>
-    <w:lsdException w:name="Light Shading Accent 5" w:semiHidden="0" w:uiPriority="60" w:unhideWhenUsed="0"/>
-    <w:lsdException w:name="Light List Accent 5" w:semiHidden="0" w:uiPriority="61" w:unhideWhenUsed="0"/>
-    <w:lsdException w:name="Light Grid Accent 5" w:semiHidden="0" w:uiPriority="62" w:unhideWhenUsed="0"/>
-    <w:lsdException w:name="Medium Shading 1 Accent 5" w:semiHidden="0" w:uiPriority="63" w:unhideWhenUsed="0"/>
-    <w:lsdException w:name="Medium Shading 2 Accent 5" w:semiHidden="0" w:uiPriority="64" w:unhideWhenUsed="0"/>
-    <w:lsdException w:name="Medium List 1 Accent 5" w:semiHidden="0" w:uiPriority="65" w:unhideWhenUsed="0"/>
-    <w:lsdException w:name="Medium List 2 Accent 5" w:semiHidden="0" w:uiPriority="66" w:unhideWhenUsed="0"/>
-    <w:lsdException w:name="Medium Grid 1 Accent 5" w:semiHidden="0" w:uiPriority="67" w:unhideWhenUsed="0"/>
-    <w:lsdException w:name="Medium Grid 2 Accent 5" w:semiHidden="0" w:uiPriority="68" w:unhideWhenUsed="0"/>
-    <w:lsdException w:name="Medium Grid 3 Accent 5" w:semiHidden="0" w:uiPriority="69" w:unhideWhenUsed="0"/>
-    <w:lsdException w:name="Dark List Accent 5" w:semiHidden="0" w:uiPriority="70" w:unhideWhenUsed="0"/>
-    <w:lsdException w:name="Colorful Shading Accent 5" w:semiHidden="0" w:uiPriority="71" w:unhideWhenUsed="0"/>
-    <w:lsdException w:name="Colorful List Accent 5" w:semiHidden="0" w:uiPriority="72" w:unhideWhenUsed="0"/>
-    <w:lsdException w:name="Colorful Grid Accent 5" w:semiHidden="0" w:uiPriority="73" w:unhideWhenUsed="0"/>
-    <w:lsdException w:name="Light Shading Accent 6" w:semiHidden="0" w:uiPriority="60" w:unhideWhenUsed="0"/>
-    <w:lsdException w:name="Light List Accent 6" w:semiHidden="0" w:uiPriority="61" w:unhideWhenUsed="0"/>
-    <w:lsdException w:name="Light Grid Accent 6" w:semiHidden="0" w:uiPriority="62" w:unhideWhenUsed="0"/>
-    <w:lsdException w:name="Medium Shading 1 Accent 6" w:semiHidden="0" w:uiPriority="63" w:unhideWhenUsed="0"/>
-    <w:lsdException w:name="Medium Shading 2 Accent 6" w:semiHidden="0" w:uiPriority="64" w:unhideWhenUsed="0"/>
-    <w:lsdException w:name="Medium List 1 Accent 6" w:semiHidden="0" w:uiPriority="65" w:unhideWhenUsed="0"/>
-    <w:lsdException w:name="Medium List 2 Accent 6" w:semiHidden="0" w:uiPriority="66" w:unhideWhenUsed="0"/>
-    <w:lsdException w:name="Medium Grid 1 Accent 6" w:semiHidden="0" w:uiPriority="67" w:unhideWhenUsed="0"/>
-    <w:lsdException w:name="Medium Grid 2 Accent 6" w:semiHidden="0" w:uiPriority="68" w:unhideWhenUsed="0"/>
-    <w:lsdException w:name="Medium Grid 3 Accent 6" w:semiHidden="0" w:uiPriority="69" w:unhideWhenUsed="0"/>
-    <w:lsdException w:name="Dark List Accent 6" w:semiHidden="0" w:uiPriority="70" w:unhideWhenUsed="0"/>
-    <w:lsdException w:name="Colorful Shading Accent 6" w:semiHidden="0" w:uiPriority="71" w:unhideWhenUsed="0"/>
-    <w:lsdException w:name="Colorful List Accent 6" w:semiHidden="0" w:uiPriority="72" w:unhideWhenUsed="0"/>
-    <w:lsdException w:name="Colorful Grid Accent 6" w:semiHidden="0" w:uiPriority="73" w:unhideWhenUsed="0"/>
-    <w:lsdException w:name="Subtle Emphasis" w:semiHidden="0" w:uiPriority="19" w:unhideWhenUsed="0" w:qFormat="1"/>
-    <w:lsdException w:name="Intense Emphasis" w:semiHidden="0" w:uiPriority="21" w:unhideWhenUsed="0" w:qFormat="1"/>
-    <w:lsdException w:name="Subtle Reference" w:semiHidden="0" w:uiPriority="31" w:unhideWhenUsed="0" w:qFormat="1"/>
-    <w:lsdException w:name="Intense Reference" w:semiHidden="0" w:uiPriority="32" w:unhideWhenUsed="0" w:qFormat="1"/>
-    <w:lsdException w:name="Book Title" w:semiHidden="0" w:uiPriority="33" w:unhideWhenUsed="0" w:qFormat="1"/>
-    <w:lsdException w:name="Bibliography" w:uiPriority="37"/>
-    <w:lsdException w:name="TOC Heading" w:uiPriority="39" w:qFormat="1"/>
-  </w:latentStyles>
-  <w:style w:type="paragraph" w:default="1" w:styleId="Normal">
-    <w:name w:val="Normal"/>
-    <w:qFormat/>
-  </w:style>
-  <w:style w:type="paragraph" w:styleId="Heading1">
-    <w:name w:val="heading 1"/>
-    <w:basedOn w:val="Normal"/>
-    <w:next w:val="Normal"/>
-    <w:link w:val="Heading1Char"/>
-    <w:uiPriority w:val="9"/>
-    <w:qFormat/>
-    <w:rsid w:val="00786149"/>
-    <w:pPr>
-      <w:keepNext/>
-      <w:keepLines/>
-      <w:spacing w:before="360" w:after="80"/>
-      <w:outlineLvl w:val="0"/>
-    </w:pPr>
-    <w:rPr>
-      <w:rFonts w:asciiTheme="majorHAnsi" w:eastAsiaTheme="majorEastAsia" w:hAnsiTheme="majorHAnsi" w:cstheme="majorBidi"/>
-      <w:color w:val="2F5496" w:themeColor="accent1" w:themeShade="BF"/>
-      <w:sz w:val="40"/>
-      <w:szCs w:val="50"/>
-    </w:rPr>
-  </w:style>
-  <w:style w:type="paragraph" w:styleId="Heading2">
-    <w:name w:val="heading 2"/>
-    <w:basedOn w:val="Normal"/>
-    <w:next w:val="Normal"/>
-    <w:link w:val="Heading2Char"/>
-    <w:uiPriority w:val="9"/>
-    <w:semiHidden/>
-    <w:unhideWhenUsed/>
-    <w:qFormat/>
-    <w:rsid w:val="00786149"/>
-    <w:pPr>
-      <w:keepNext/>
-      <w:keepLines/>
-      <w:spacing w:before="160" w:after="80"/>
-      <w:outlineLvl w:val="1"/>
-    </w:pPr>
-    <w:rPr>
-      <w:rFonts w:asciiTheme="majorHAnsi" w:eastAsiaTheme="majorEastAsia" w:hAnsiTheme="majorHAnsi" w:cstheme="majorBidi"/>
-      <w:color w:val="2F5496" w:themeColor="accent1" w:themeShade="BF"/>
-      <w:sz w:val="32"/>
-      <w:szCs w:val="40"/>
-    </w:rPr>
-  </w:style>
-  <w:style w:type="paragraph" w:styleId="Heading3">
-    <w:name w:val="heading 3"/>
-    <w:basedOn w:val="Normal"/>
-    <w:next w:val="Normal"/>
-    <w:link w:val="Heading3Char"/>
-    <w:uiPriority w:val="9"/>
-    <w:semiHidden/>
-    <w:unhideWhenUsed/>
-    <w:qFormat/>
-    <w:rsid w:val="00786149"/>
-    <w:pPr>
-      <w:keepNext/>
-      <w:keepLines/>
-      <w:spacing w:before="160" w:after="80"/>
-      <w:outlineLvl w:val="2"/>
-    </w:pPr>
-    <w:rPr>
-      <w:rFonts w:eastAsiaTheme="majorEastAsia" w:cstheme="majorBidi"/>
-      <w:color w:val="2F5496" w:themeColor="accent1" w:themeShade="BF"/>
-      <w:sz w:val="28"/>
-      <w:szCs w:val="35"/>
-    </w:rPr>
-  </w:style>
-  <w:style w:type="paragraph" w:styleId="Heading4">
-    <w:name w:val="heading 4"/>
-    <w:basedOn w:val="Normal"/>
-    <w:next w:val="Normal"/>
-    <w:link w:val="Heading4Char"/>
-    <w:uiPriority w:val="9"/>
-    <w:semiHidden/>
-    <w:unhideWhenUsed/>
-    <w:qFormat/>
-    <w:rsid w:val="00786149"/>
-    <w:pPr>
-      <w:keepNext/>
-      <w:keepLines/>
-      <w:spacing w:before="80" w:after="40"/>
-      <w:outlineLvl w:val="3"/>
-    </w:pPr>
-    <w:rPr>
-      <w:rFonts w:eastAsiaTheme="majorEastAsia" w:cstheme="majorBidi"/>
-      <w:i/>
-      <w:iCs/>
-      <w:color w:val="2F5496" w:themeColor="accent1" w:themeShade="BF"/>
-    </w:rPr>
-  </w:style>
-  <w:style w:type="paragraph" w:styleId="Heading5">
-    <w:name w:val="heading 5"/>
-    <w:basedOn w:val="Normal"/>
-    <w:next w:val="Normal"/>
-    <w:link w:val="Heading5Char"/>
-    <w:uiPriority w:val="9"/>
-    <w:semiHidden/>
-    <w:unhideWhenUsed/>
-    <w:qFormat/>
-    <w:rsid w:val="00786149"/>
-    <w:pPr>
-      <w:keepNext/>
-      <w:keepLines/>
-      <w:spacing w:before="80" w:after="40"/>
-      <w:outlineLvl w:val="4"/>
-    </w:pPr>
-    <w:rPr>
-      <w:rFonts w:eastAsiaTheme="majorEastAsia" w:cstheme="majorBidi"/>
-      <w:color w:val="2F5496" w:themeColor="accent1" w:themeShade="BF"/>
-    </w:rPr>
-  </w:style>
-  <w:style w:type="paragraph" w:styleId="Heading6">
-    <w:name w:val="heading 6"/>
-    <w:basedOn w:val="Normal"/>
-    <w:next w:val="Normal"/>
-    <w:link w:val="Heading6Char"/>
-    <w:uiPriority w:val="9"/>
-    <w:semiHidden/>
-    <w:unhideWhenUsed/>
-    <w:qFormat/>
-    <w:rsid w:val="00786149"/>
-    <w:pPr>
-      <w:keepNext/>
-      <w:keepLines/>
-      <w:spacing w:before="40" w:after="0"/>
-      <w:outlineLvl w:val="5"/>
-    </w:pPr>
-    <w:rPr>
-      <w:rFonts w:eastAsiaTheme="majorEastAsia" w:cstheme="majorBidi"/>
-      <w:i/>
-      <w:iCs/>
-      <w:color w:val="595959" w:themeColor="text1" w:themeTint="A6"/>
-    </w:rPr>
-  </w:style>
-  <w:style w:type="paragraph" w:styleId="Heading7">
-    <w:name w:val="heading 7"/>
-    <w:basedOn w:val="Normal"/>
-    <w:next w:val="Normal"/>
-    <w:link w:val="Heading7Char"/>
-    <w:uiPriority w:val="9"/>
-    <w:semiHidden/>
-    <w:unhideWhenUsed/>
-    <w:qFormat/>
-    <w:rsid w:val="00786149"/>
-    <w:pPr>
-      <w:keepNext/>
-      <w:keepLines/>
-      <w:spacing w:before="40" w:after="0"/>
-      <w:outlineLvl w:val="6"/>
-    </w:pPr>
-    <w:rPr>
-      <w:rFonts w:eastAsiaTheme="majorEastAsia" w:cstheme="majorBidi"/>
-      <w:color w:val="595959" w:themeColor="text1" w:themeTint="A6"/>
-    </w:rPr>
-  </w:style>
-  <w:style w:type="paragraph" w:styleId="Heading8">
-    <w:name w:val="heading 8"/>
-    <w:basedOn w:val="Normal"/>
-    <w:next w:val="Normal"/>
-    <w:link w:val="Heading8Char"/>
-    <w:uiPriority w:val="9"/>
-    <w:semiHidden/>
-    <w:unhideWhenUsed/>
-    <w:qFormat/>
-    <w:rsid w:val="00786149"/>
-    <w:pPr>
-      <w:keepNext/>
-      <w:keepLines/>
-      <w:spacing w:after="0"/>
-      <w:outlineLvl w:val="7"/>
-    </w:pPr>
-    <w:rPr>
-      <w:rFonts w:eastAsiaTheme="majorEastAsia" w:cstheme="majorBidi"/>
-      <w:i/>
-      <w:iCs/>
-      <w:color w:val="272727" w:themeColor="text1" w:themeTint="D8"/>
-    </w:rPr>
-  </w:style>
-  <w:style w:type="paragraph" w:styleId="Heading9">
-    <w:name w:val="heading 9"/>
-    <w:basedOn w:val="Normal"/>
-    <w:next w:val="Normal"/>
-    <w:link w:val="Heading9Char"/>
-    <w:uiPriority w:val="9"/>
-    <w:semiHidden/>
-    <w:unhideWhenUsed/>
-    <w:qFormat/>
-    <w:rsid w:val="00786149"/>
-    <w:pPr>
-      <w:keepNext/>
-      <w:keepLines/>
-      <w:spacing w:after="0"/>
-      <w:outlineLvl w:val="8"/>
-    </w:pPr>
-    <w:rPr>
-      <w:rFonts w:eastAsiaTheme="majorEastAsia" w:cstheme="majorBidi"/>
-      <w:color w:val="272727" w:themeColor="text1" w:themeTint="D8"/>
-    </w:rPr>
-  </w:style>
-  <w:style w:type="character" w:default="1" w:styleId="DefaultParagraphFont">
-    <w:name w:val="Default Paragraph Font"/>
-    <w:uiPriority w:val="1"/>
-    <w:semiHidden/>
-    <w:unhideWhenUsed/>
-  </w:style>
-  <w:style w:type="table" w:default="1" w:styleId="TableNormal">
-    <w:name w:val="Normal Table"/>
-    <w:uiPriority w:val="99"/>
-    <w:semiHidden/>
-    <w:unhideWhenUsed/>
-    <w:tblPr>
-      <w:tblInd w:w="0" w:type="dxa"/>
-      <w:tblCellMar>
-        <w:top w:w="0" w:type="dxa"/>
-        <w:left w:w="108" w:type="dxa"/>
-        <w:bottom w:w="0" w:type="dxa"/>
-        <w:right w:w="108" w:type="dxa"/>
-      </w:tblCellMar>
-    </w:tblPr>
-  </w:style>
-  <w:style w:type="numbering" w:default="1" w:styleId="NoList">
-    <w:name w:val="No List"/>
-    <w:uiPriority w:val="99"/>
-    <w:semiHidden/>
-    <w:unhideWhenUsed/>
-  </w:style>
-  <w:style w:type="character" w:customStyle="1" w:styleId="Heading1Char">
-    <w:name w:val="Heading 1 Char"/>
-    <w:basedOn w:val="DefaultParagraphFont"/>
-    <w:link w:val="Heading1"/>
-    <w:uiPriority w:val="9"/>
-    <w:rsid w:val="00786149"/>
-    <w:rPr>
-      <w:rFonts w:asciiTheme="majorHAnsi" w:eastAsiaTheme="majorEastAsia" w:hAnsiTheme="majorHAnsi" w:cstheme="majorBidi"/>
-      <w:color w:val="2F5496" w:themeColor="accent1" w:themeShade="BF"/>
-      <w:sz w:val="40"/>
-      <w:szCs w:val="50"/>
-    </w:rPr>
-  </w:style>
-  <w:style w:type="character" w:customStyle="1" w:styleId="Heading2Char">
-    <w:name w:val="Heading 2 Char"/>
-    <w:basedOn w:val="DefaultParagraphFont"/>
-    <w:link w:val="Heading2"/>
-    <w:uiPriority w:val="9"/>
-    <w:semiHidden/>
-    <w:rsid w:val="00786149"/>
-    <w:rPr>
-      <w:rFonts w:asciiTheme="majorHAnsi" w:eastAsiaTheme="majorEastAsia" w:hAnsiTheme="majorHAnsi" w:cstheme="majorBidi"/>
-      <w:color w:val="2F5496" w:themeColor="accent1" w:themeShade="BF"/>
-      <w:sz w:val="32"/>
-      <w:szCs w:val="40"/>
-    </w:rPr>
-  </w:style>
-  <w:style w:type="character" w:customStyle="1" w:styleId="Heading3Char">
-    <w:name w:val="Heading 3 Char"/>
-    <w:basedOn w:val="DefaultParagraphFont"/>
-    <w:link w:val="Heading3"/>
-    <w:uiPriority w:val="9"/>
-    <w:semiHidden/>
-    <w:rsid w:val="00786149"/>
-    <w:rPr>
-      <w:rFonts w:eastAsiaTheme="majorEastAsia" w:cstheme="majorBidi"/>
-      <w:color w:val="2F5496" w:themeColor="accent1" w:themeShade="BF"/>
-      <w:sz w:val="28"/>
-      <w:szCs w:val="35"/>
-    </w:rPr>
-  </w:style>
-  <w:style w:type="character" w:customStyle="1" w:styleId="Heading4Char">
-    <w:name w:val="Heading 4 Char"/>
-    <w:basedOn w:val="DefaultParagraphFont"/>
-    <w:link w:val="Heading4"/>
-    <w:uiPriority w:val="9"/>
-    <w:semiHidden/>
-    <w:rsid w:val="00786149"/>
-    <w:rPr>
-      <w:rFonts w:eastAsiaTheme="majorEastAsia" w:cstheme="majorBidi"/>
-      <w:i/>
-      <w:iCs/>
-      <w:color w:val="2F5496" w:themeColor="accent1" w:themeShade="BF"/>
-    </w:rPr>
-  </w:style>
-  <w:style w:type="character" w:customStyle="1" w:styleId="Heading5Char">
-    <w:name w:val="Heading 5 Char"/>
-    <w:basedOn w:val="DefaultParagraphFont"/>
-    <w:link w:val="Heading5"/>
-    <w:uiPriority w:val="9"/>
-    <w:semiHidden/>
-    <w:rsid w:val="00786149"/>
-    <w:rPr>
-      <w:rFonts w:eastAsiaTheme="majorEastAsia" w:cstheme="majorBidi"/>
-      <w:color w:val="2F5496" w:themeColor="accent1" w:themeShade="BF"/>
-    </w:rPr>
-  </w:style>
-  <w:style w:type="character" w:customStyle="1" w:styleId="Heading6Char">
-    <w:name w:val="Heading 6 Char"/>
-    <w:basedOn w:val="DefaultParagraphFont"/>
-    <w:link w:val="Heading6"/>
-    <w:uiPriority w:val="9"/>
-    <w:semiHidden/>
-    <w:rsid w:val="00786149"/>
-    <w:rPr>
-      <w:rFonts w:eastAsiaTheme="majorEastAsia" w:cstheme="majorBidi"/>
-      <w:i/>
-      <w:iCs/>
-      <w:color w:val="595959" w:themeColor="text1" w:themeTint="A6"/>
-    </w:rPr>
-  </w:style>
-  <w:style w:type="character" w:customStyle="1" w:styleId="Heading7Char">
-    <w:name w:val="Heading 7 Char"/>
-    <w:basedOn w:val="DefaultParagraphFont"/>
-    <w:link w:val="Heading7"/>
-    <w:uiPriority w:val="9"/>
-    <w:semiHidden/>
-    <w:rsid w:val="00786149"/>
-    <w:rPr>
-      <w:rFonts w:eastAsiaTheme="majorEastAsia" w:cstheme="majorBidi"/>
-      <w:color w:val="595959" w:themeColor="text1" w:themeTint="A6"/>
-    </w:rPr>
-  </w:style>
-  <w:style w:type="character" w:customStyle="1" w:styleId="Heading8Char">
-    <w:name w:val="Heading 8 Char"/>
-    <w:basedOn w:val="DefaultParagraphFont"/>
-    <w:link w:val="Heading8"/>
-    <w:uiPriority w:val="9"/>
-    <w:semiHidden/>
-    <w:rsid w:val="00786149"/>
-    <w:rPr>
-      <w:rFonts w:eastAsiaTheme="majorEastAsia" w:cstheme="majorBidi"/>
-      <w:i/>
-      <w:iCs/>
-      <w:color w:val="272727" w:themeColor="text1" w:themeTint="D8"/>
-    </w:rPr>
-  </w:style>
-  <w:style w:type="character" w:customStyle="1" w:styleId="Heading9Char">
-    <w:name w:val="Heading 9 Char"/>
-    <w:basedOn w:val="DefaultParagraphFont"/>
-    <w:link w:val="Heading9"/>
-    <w:uiPriority w:val="9"/>
-    <w:semiHidden/>
-    <w:rsid w:val="00786149"/>
-    <w:rPr>
-      <w:rFonts w:eastAsiaTheme="majorEastAsia" w:cstheme="majorBidi"/>
-      <w:color w:val="272727" w:themeColor="text1" w:themeTint="D8"/>
-    </w:rPr>
-  </w:style>
-  <w:style w:type="paragraph" w:styleId="Title">
-    <w:name w:val="Title"/>
-    <w:basedOn w:val="Normal"/>
-    <w:next w:val="Normal"/>
-    <w:link w:val="TitleChar"/>
-    <w:uiPriority w:val="10"/>
-    <w:qFormat/>
-    <w:rsid w:val="00786149"/>
-    <w:pPr>
-      <w:spacing w:after="80" w:line="240" w:lineRule="auto"/>
-      <w:contextualSpacing/>
-    </w:pPr>
-    <w:rPr>
-      <w:rFonts w:asciiTheme="majorHAnsi" w:eastAsiaTheme="majorEastAsia" w:hAnsiTheme="majorHAnsi" w:cstheme="majorBidi"/>
-      <w:spacing w:val="-10"/>
-      <w:kern w:val="28"/>
-      <w:sz w:val="56"/>
-      <w:szCs w:val="71"/>
-    </w:rPr>
-  </w:style>
-  <w:style w:type="character" w:customStyle="1" w:styleId="TitleChar">
-    <w:name w:val="Title Char"/>
-    <w:basedOn w:val="DefaultParagraphFont"/>
-    <w:link w:val="Title"/>
-    <w:uiPriority w:val="10"/>
-    <w:rsid w:val="00786149"/>
-    <w:rPr>
-      <w:rFonts w:asciiTheme="majorHAnsi" w:eastAsiaTheme="majorEastAsia" w:hAnsiTheme="majorHAnsi" w:cstheme="majorBidi"/>
-      <w:spacing w:val="-10"/>
-      <w:kern w:val="28"/>
-      <w:sz w:val="56"/>
-      <w:szCs w:val="71"/>
-    </w:rPr>
-  </w:style>
-  <w:style w:type="paragraph" w:styleId="Subtitle">
-    <w:name w:val="Subtitle"/>
-    <w:basedOn w:val="Normal"/>
-    <w:next w:val="Normal"/>
-    <w:link w:val="SubtitleChar"/>
-    <w:uiPriority w:val="11"/>
-    <w:qFormat/>
-    <w:rsid w:val="00786149"/>
-    <w:pPr>
-      <w:numPr>
-        <w:ilvl w:val="1"/>
-      </w:numPr>
-    </w:pPr>
-    <w:rPr>
-      <w:rFonts w:eastAsiaTheme="majorEastAsia" w:cstheme="majorBidi"/>
-      <w:color w:val="595959" w:themeColor="text1" w:themeTint="A6"/>
-      <w:spacing w:val="15"/>
-      <w:sz w:val="28"/>
-      <w:szCs w:val="35"/>
-    </w:rPr>
-  </w:style>
-  <w:style w:type="character" w:customStyle="1" w:styleId="SubtitleChar">
-    <w:name w:val="Subtitle Char"/>
-    <w:basedOn w:val="DefaultParagraphFont"/>
-    <w:link w:val="Subtitle"/>
-    <w:uiPriority w:val="11"/>
-    <w:rsid w:val="00786149"/>
-    <w:rPr>
-      <w:rFonts w:eastAsiaTheme="majorEastAsia" w:cstheme="majorBidi"/>
-      <w:color w:val="595959" w:themeColor="text1" w:themeTint="A6"/>
-      <w:spacing w:val="15"/>
-      <w:sz w:val="28"/>
-      <w:szCs w:val="35"/>
-    </w:rPr>
-  </w:style>
-  <w:style w:type="paragraph" w:styleId="Quote">
-    <w:name w:val="Quote"/>
-    <w:basedOn w:val="Normal"/>
-    <w:next w:val="Normal"/>
-    <w:link w:val="QuoteChar"/>
-    <w:uiPriority w:val="29"/>
-    <w:qFormat/>
-    <w:rsid w:val="00786149"/>
-    <w:pPr>
-      <w:spacing w:before="160"/>
-      <w:jc w:val="center"/>
-    </w:pPr>
-    <w:rPr>
-      <w:i/>
-      <w:iCs/>
-      <w:color w:val="404040" w:themeColor="text1" w:themeTint="BF"/>
-    </w:rPr>
-  </w:style>
-  <w:style w:type="character" w:customStyle="1" w:styleId="QuoteChar">
-    <w:name w:val="Quote Char"/>
-    <w:basedOn w:val="DefaultParagraphFont"/>
-    <w:link w:val="Quote"/>
-    <w:uiPriority w:val="29"/>
-    <w:rsid w:val="00786149"/>
-    <w:rPr>
-      <w:i/>
-      <w:iCs/>
-      <w:color w:val="404040" w:themeColor="text1" w:themeTint="BF"/>
-    </w:rPr>
-  </w:style>
-  <w:style w:type="paragraph" w:styleId="ListParagraph">
-    <w:name w:val="List Paragraph"/>
-    <w:basedOn w:val="Normal"/>
-    <w:uiPriority w:val="34"/>
-    <w:qFormat/>
-    <w:rsid w:val="00786149"/>
-    <w:pPr>
-      <w:ind w:left="720"/>
-      <w:contextualSpacing/>
-    </w:pPr>
-  </w:style>
-  <w:style w:type="character" w:styleId="IntenseEmphasis">
-    <w:name w:val="Intense Emphasis"/>
-    <w:basedOn w:val="DefaultParagraphFont"/>
-    <w:uiPriority w:val="21"/>
-    <w:qFormat/>
-    <w:rsid w:val="00786149"/>
-    <w:rPr>
-      <w:i/>
-      <w:iCs/>
-      <w:color w:val="2F5496" w:themeColor="accent1" w:themeShade="BF"/>
-    </w:rPr>
-  </w:style>
-  <w:style w:type="paragraph" w:styleId="IntenseQuote">
-    <w:name w:val="Intense Quote"/>
-    <w:basedOn w:val="Normal"/>
-    <w:next w:val="Normal"/>
-    <w:link w:val="IntenseQuoteChar"/>
-    <w:uiPriority w:val="30"/>
-    <w:qFormat/>
-    <w:rsid w:val="00786149"/>
-    <w:pPr>
-      <w:pBdr>
-        <w:top w:val="single" w:sz="4" w:space="10" w:color="2F5496" w:themeColor="accent1" w:themeShade="BF"/>
-        <w:bottom w:val="single" w:sz="4" w:space="10" w:color="2F5496" w:themeColor="accent1" w:themeShade="BF"/>
-      </w:pBdr>
-      <w:spacing w:before="360" w:after="360"/>
-      <w:ind w:left="864" w:right="864"/>
-      <w:jc w:val="center"/>
-    </w:pPr>
-    <w:rPr>
-      <w:i/>
-      <w:iCs/>
-      <w:color w:val="2F5496" w:themeColor="accent1" w:themeShade="BF"/>
-    </w:rPr>
-  </w:style>
-  <w:style w:type="character" w:customStyle="1" w:styleId="IntenseQuoteChar">
-    <w:name w:val="Intense Quote Char"/>
-    <w:basedOn w:val="DefaultParagraphFont"/>
-    <w:link w:val="IntenseQuote"/>
-    <w:uiPriority w:val="30"/>
-    <w:rsid w:val="00786149"/>
-    <w:rPr>
-      <w:i/>
-      <w:iCs/>
-      <w:color w:val="2F5496" w:themeColor="accent1" w:themeShade="BF"/>
-    </w:rPr>
-  </w:style>
-  <w:style w:type="character" w:styleId="IntenseReference">
-    <w:name w:val="Intense Reference"/>
-    <w:basedOn w:val="DefaultParagraphFont"/>
-    <w:uiPriority w:val="32"/>
-    <w:qFormat/>
-    <w:rsid w:val="00786149"/>
-    <w:rPr>
-      <w:b/>
-      <w:bCs/>
-      <w:smallCaps/>
-      <w:color w:val="2F5496" w:themeColor="accent1" w:themeShade="BF"/>
-      <w:spacing w:val="5"/>
-    </w:rPr>
-  </w:style>
-</w:styles>
-</file>
-
-<file path=word/stylesWithEffects.xml><?xml version="1.0" encoding="utf-8"?>
-<w:styles xmlns:wpc="http://schemas.microsoft.com/office/word/2010/wordprocessingCanvas" xmlns:mc="http://schemas.openxmlformats.org/markup-compatibility/2006" xmlns:o="urn:schemas-microsoft-com:office:office" xmlns:r="http://schemas.openxmlformats.org/officeDocument/2006/relationships" xmlns:m="http://schemas.openxmlformats.org/officeDocument/2006/math" xmlns:v="urn:schemas-microsoft-com:vml" xmlns:wp14="http://schemas.microsoft.com/office/word/2010/wordprocessingDrawing" xmlns:wp="http://schemas.openxmlformats.org/drawingml/2006/wordprocessingDrawing" xmlns:w10="urn:schemas-microsoft-com:office:word" xmlns:w="http://schemas.openxmlformats.org/wordprocessingml/2006/main" xmlns:w14="http://schemas.microsoft.com/office/word/2010/wordml" xmlns:wpg="http://schemas.microsoft.com/office/word/2010/wordprocessingGroup" xmlns:wpi="http://schemas.microsoft.com/office/word/2010/wordprocessingInk" xmlns:wne="http://schemas.microsoft.com/office/word/2006/wordml" xmlns:wps="http://schemas.microsoft.com/office/word/2010/wordprocessingShape" mc:Ignorable="w14 wp14">
-  <w:docDefaults>
-    <w:rPrDefault>
-      <w:rPr>
-        <w:rFonts w:asciiTheme="minorHAnsi" w:eastAsiaTheme="minorHAnsi" w:hAnsiTheme="minorHAnsi" w:cstheme="minorBidi"/>
-        <w:kern w:val="2"/>
-        <w:sz w:val="22"/>
-        <w:szCs w:val="28"/>
-        <w:lang w:val="en-IN" w:eastAsia="en-US" w:bidi="th-TH"/>
-        <w14:ligatures w14:val="standardContextual"/>
-      </w:rPr>
-    </w:rPrDefault>
-    <w:pPrDefault>
-      <w:pPr>
-        <w:spacing w:after="160" w:line="259" w:lineRule="auto"/>
-      </w:pPr>
-    </w:pPrDefault>
-  </w:docDefaults>
-  <w:latentStyles w:defLockedState="0" w:defUIPriority="99" w:defSemiHidden="1" w:defUnhideWhenUsed="1" w:defQFormat="0" w:count="267">
-    <w:lsdException w:name="Normal" w:semiHidden="0" w:uiPriority="0" w:unhideWhenUsed="0" w:qFormat="1"/>
-    <w:lsdException w:name="heading 1" w:semiHidden="0" w:uiPriority="9" w:unhideWhenUsed="0" w:qFormat="1"/>
-    <w:lsdException w:name="heading 2" w:uiPriority="9" w:qFormat="1"/>
-    <w:lsdException w:name="heading 3" w:uiPriority="9" w:qFormat="1"/>
-    <w:lsdException w:name="heading 4" w:uiPriority="9" w:qFormat="1"/>
-    <w:lsdException w:name="heading 5" w:uiPriority="9" w:qFormat="1"/>
-    <w:lsdException w:name="heading 6" w:uiPriority="9" w:qFormat="1"/>
-    <w:lsdException w:name="heading 7" w:uiPriority="9" w:qFormat="1"/>
-    <w:lsdException w:name="heading 8" w:uiPriority="9" w:qFormat="1"/>
-    <w:lsdException w:name="heading 9" w:uiPriority="9" w:qFormat="1"/>
-    <w:lsdException w:name="toc 1" w:uiPriority="39"/>
-    <w:lsdException w:name="toc 2" w:uiPriority="39"/>
-    <w:lsdException w:name="toc 3" w:uiPriority="39"/>
-    <w:lsdException w:name="toc 4" w:uiPriority="39"/>
-    <w:lsdException w:name="toc 5" w:uiPriority="39"/>
-    <w:lsdException w:name="toc 6" w:uiPriority="39"/>
-    <w:lsdException w:name="toc 7" w:uiPriority="39"/>
-    <w:lsdException w:name="toc 8" w:uiPriority="39"/>
-    <w:lsdException w:name="toc 9" w:uiPriority="39"/>
-    <w:lsdException w:name="caption" w:uiPriority="35" w:qFormat="1"/>
-    <w:lsdException w:name="Title" w:semiHidden="0" w:uiPriority="10" w:unhideWhenUsed="0" w:qFormat="1"/>
-    <w:lsdException w:name="Default Paragraph Font" w:uiPriority="1"/>
-    <w:lsdException w:name="Subtitle" w:semiHidden="0" w:uiPriority="11" w:unhideWhenUsed="0" w:qFormat="1"/>
-    <w:lsdException w:name="Strong" w:semiHidden="0" w:uiPriority="22" w:unhideWhenUsed="0" w:qFormat="1"/>
-    <w:lsdException w:name="Emphasis" w:semiHidden="0" w:uiPriority="20" w:unhideWhenUsed="0" w:qFormat="1"/>
-    <w:lsdException w:name="Table Grid" w:semiHidden="0" w:uiPriority="39" w:unhideWhenUsed="0"/>
-    <w:lsdException w:name="Placeholder Text" w:unhideWhenUsed="0"/>
-    <w:lsdException w:name="No Spacing" w:semiHidden="0" w:uiPriority="1" w:unhideWhenUsed="0" w:qFormat="1"/>
-    <w:lsdException w:name="Light Shading" w:semiHidden="0" w:uiPriority="60" w:unhideWhenUsed="0"/>
-    <w:lsdException w:name="Light List" w:semiHidden="0" w:uiPriority="61" w:unhideWhenUsed="0"/>
-    <w:lsdException w:name="Light Grid" w:semiHidden="0" w:uiPriority="62" w:unhideWhenUsed="0"/>
-    <w:lsdException w:name="Medium Shading 1" w:semiHidden="0" w:uiPriority="63" w:unhideWhenUsed="0"/>
-    <w:lsdException w:name="Medium Shading 2" w:semiHidden="0" w:uiPriority="64" w:unhideWhenUsed="0"/>
-    <w:lsdException w:name="Medium List 1" w:semiHidden="0" w:uiPriority="65" w:unhideWhenUsed="0"/>
-    <w:lsdException w:name="Medium List 2" w:semiHidden="0" w:uiPriority="66" w:unhideWhenUsed="0"/>
-    <w:lsdException w:name="Medium Grid 1" w:semiHidden="0" w:uiPriority="67" w:unhideWhenUsed="0"/>
-    <w:lsdException w:name="Medium Grid 2" w:semiHidden="0" w:uiPriority="68" w:unhideWhenUsed="0"/>
-    <w:lsdException w:name="Medium Grid 3" w:semiHidden="0" w:uiPriority="69" w:unhideWhenUsed="0"/>
-    <w:lsdException w:name="Dark List" w:semiHidden="0" w:uiPriority="70" w:unhideWhenUsed="0"/>
-    <w:lsdException w:name="Colorful Shading" w:semiHidden="0" w:uiPriority="71" w:unhideWhenUsed="0"/>
-    <w:lsdException w:name="Colorful List" w:semiHidden="0" w:uiPriority="72" w:unhideWhenUsed="0"/>
-    <w:lsdException w:name="Colorful Grid" w:semiHidden="0" w:uiPriority="73" w:unhideWhenUsed="0"/>
-    <w:lsdException w:name="Light Shading Accent 1" w:semiHidden="0" w:uiPriority="60" w:unhideWhenUsed="0"/>
-    <w:lsdException w:name="Light List Accent 1" w:semiHidden="0" w:uiPriority="61" w:unhideWhenUsed="0"/>
-    <w:lsdException w:name="Light Grid Accent 1" w:semiHidden="0" w:uiPriority="62" w:unhideWhenUsed="0"/>
-    <w:lsdException w:name="Medium Shading 1 Accent 1" w:semiHidden="0" w:uiPriority="63" w:unhideWhenUsed="0"/>
-    <w:lsdException w:name="Medium Shading 2 Accent 1" w:semiHidden="0" w:uiPriority="64" w:unhideWhenUsed="0"/>
-    <w:lsdException w:name="Medium List 1 Accent 1" w:semiHidden="0" w:uiPriority="65" w:unhideWhenUsed="0"/>
-    <w:lsdException w:name="Revision" w:unhideWhenUsed="0"/>
-    <w:lsdException w:name="List Paragraph" w:semiHidden="0" w:uiPriority="34" w:unhideWhenUsed="0" w:qFormat="1"/>
-    <w:lsdException w:name="Quote" w:semiHidden="0" w:uiPriority="29" w:unhideWhenUsed="0" w:qFormat="1"/>
-    <w:lsdException w:name="Intense Quote" w:semiHidden="0" w:uiPriority="30" w:unhideWhenUsed="0" w:qFormat="1"/>
-    <w:lsdException w:name="Medium List 2 Accent 1" w:semiHidden="0" w:uiPriority="66" w:unhideWhenUsed="0"/>
-    <w:lsdException w:name="Medium Grid 1 Accent 1" w:semiHidden="0" w:uiPriority="67" w:unhideWhenUsed="0"/>
-    <w:lsdException w:name="Medium Grid 2 Accent 1" w:semiHidden="0" w:uiPriority="68" w:unhideWhenUsed="0"/>
-    <w:lsdException w:name="Medium Grid 3 Accent 1" w:semiHidden="0" w:uiPriority="69" w:unhideWhenUsed="0"/>
-    <w:lsdException w:name="Dark List Accent 1" w:semiHidden="0" w:uiPriority="70" w:unhideWhenUsed="0"/>
-    <w:lsdException w:name="Colorful Shading Accent 1" w:semiHidden="0" w:uiPriority="71" w:unhideWhenUsed="0"/>
-    <w:lsdException w:name="Colorful List Accent 1" w:semiHidden="0" w:uiPriority="72" w:unhideWhenUsed="0"/>
-    <w:lsdException w:name="Colorful Grid Accent 1" w:semiHidden="0" w:uiPriority="73" w:unhideWhenUsed="0"/>
-    <w:lsdException w:name="Light Shading Accent 2" w:semiHidden="0" w:uiPriority="60" w:unhideWhenUsed="0"/>
-    <w:lsdException w:name="Light List Accent 2" w:semiHidden="0" w:uiPriority="61" w:unhideWhenUsed="0"/>
-    <w:lsdException w:name="Light Grid Accent 2" w:semiHidden="0" w:uiPriority="62" w:unhideWhenUsed="0"/>
-    <w:lsdException w:name="Medium Shading 1 Accent 2" w:semiHidden="0" w:uiPriority="63" w:unhideWhenUsed="0"/>
-    <w:lsdException w:name="Medium Shading 2 Accent 2" w:semiHidden="0" w:uiPriority="64" w:unhideWhenUsed="0"/>
-    <w:lsdException w:name="Medium List 1 Accent 2" w:semiHidden="0" w:uiPriority="65" w:unhideWhenUsed="0"/>
-    <w:lsdException w:name="Medium List 2 Accent 2" w:semiHidden="0" w:uiPriority="66" w:unhideWhenUsed="0"/>
-    <w:lsdException w:name="Medium Grid 1 Accent 2" w:semiHidden="0" w:uiPriority="67" w:unhideWhenUsed="0"/>
-    <w:lsdException w:name="Medium Grid 2 Accent 2" w:semiHidden="0" w:uiPriority="68" w:unhideWhenUsed="0"/>
-    <w:lsdException w:name="Medium Grid 3 Accent 2" w:semiHidden="0" w:uiPriority="69" w:unhideWhenUsed="0"/>
-    <w:lsdException w:name="Dark List Accent 2" w:semiHidden="0" w:uiPriority="70" w:unhideWhenUsed="0"/>
-    <w:lsdException w:name="Colorful Shading Accent 2" w:semiHidden="0" w:uiPriority="71" w:unhideWhenUsed="0"/>
-    <w:lsdException w:name="Colorful List Accent 2" w:semiHidden="0" w:uiPriority="72" w:unhideWhenUsed="0"/>
-    <w:lsdException w:name="Colorful Grid Accent 2" w:semiHidden="0" w:uiPriority="73" w:unhideWhenUsed="0"/>
-    <w:lsdException w:name="Light Shading Accent 3" w:semiHidden="0" w:uiPriority="60" w:unhideWhenUsed="0"/>
-    <w:lsdException w:name="Light List Accent 3" w:semiHidden="0" w:uiPriority="61" w:unhideWhenUsed="0"/>
-    <w:lsdException w:name="Light Grid Accent 3" w:semiHidden="0" w:uiPriority="62" w:unhideWhenUsed="0"/>
-    <w:lsdException w:name="Medium Shading 1 Accent 3" w:semiHidden="0" w:uiPriority="63" w:unhideWhenUsed="0"/>
-    <w:lsdException w:name="Medium Shading 2 Accent 3" w:semiHidden="0" w:uiPriority="64" w:unhideWhenUsed="0"/>
-    <w:lsdException w:name="Medium List 1 Accent 3" w:semiHidden="0" w:uiPriority="65" w:unhideWhenUsed="0"/>
-    <w:lsdException w:name="Medium List 2 Accent 3" w:semiHidden="0" w:uiPriority="66" w:unhideWhenUsed="0"/>
-    <w:lsdException w:name="Medium Grid 1 Accent 3" w:semiHidden="0" w:uiPriority="67" w:unhideWhenUsed="0"/>
-    <w:lsdException w:name="Medium Grid 2 Accent 3" w:semiHidden="0" w:uiPriority="68" w:unhideWhenUsed="0"/>
-    <w:lsdException w:name="Medium Grid 3 Accent 3" w:semiHidden="0" w:uiPriority="69" w:unhideWhenUsed="0"/>
-    <w:lsdException w:name="Dark List Accent 3" w:semiHidden="0" w:uiPriority="70" w:unhideWhenUsed="0"/>
-    <w:lsdException w:name="Colorful Shading Accent 3" w:semiHidden="0" w:uiPriority="71" w:unhideWhenUsed="0"/>
-    <w:lsdException w:name="Colorful List Accent 3" w:semiHidden="0" w:uiPriority="72" w:unhideWhenUsed="0"/>
-    <w:lsdException w:name="Colorful Grid Accent 3" w:semiHidden="0" w:uiPriority="73" w:unhideWhenUsed="0"/>
-    <w:lsdException w:name="Light Shading Accent 4" w:semiHidden="0" w:uiPriority="60" w:unhideWhenUsed="0"/>
-    <w:lsdException w:name="Light List Accent 4" w:semiHidden="0" w:uiPriority="61" w:unhideWhenUsed="0"/>
-    <w:lsdException w:name="Light Grid Accent 4" w:semiHidden="0" w:uiPriority="62" w:unhideWhenUsed="0"/>
-    <w:lsdException w:name="Medium Shading 1 Accent 4" w:semiHidden="0" w:uiPriority="63" w:unhideWhenUsed="0"/>
-    <w:lsdException w:name="Medium Shading 2 Accent 4" w:semiHidden="0" w:uiPriority="64" w:unhideWhenUsed="0"/>
-    <w:lsdException w:name="Medium List 1 Accent 4" w:semiHidden="0" w:uiPriority="65" w:unhideWhenUsed="0"/>
-    <w:lsdException w:name="Medium List 2 Accent 4" w:semiHidden="0" w:uiPriority="66" w:unhideWhenUsed="0"/>
-    <w:lsdException w:name="Medium Grid 1 Accent 4" w:semiHidden="0" w:uiPriority="67" w:unhideWhenUsed="0"/>
-    <w:lsdException w:name="Medium Grid 2 Accent 4" w:semiHidden="0" w:uiPriority="68" w:unhideWhenUsed="0"/>
-    <w:lsdException w:name="Medium Grid 3 Accent 4" w:semiHidden="0" w:uiPriority="69" w:unhideWhenUsed="0"/>
-    <w:lsdException w:name="Dark List Accent 4" w:semiHidden="0" w:uiPriority="70" w:unhideWhenUsed="0"/>
-    <w:lsdException w:name="Colorful Shading Accent 4" w:semiHidden="0" w:uiPriority="71" w:unhideWhenUsed="0"/>
-    <w:lsdException w:name="Colorful List Accent 4" w:semiHidden="0" w:uiPriority="72" w:unhideWhenUsed="0"/>
-    <w:lsdException w:name="Colorful Grid Accent 4" w:semiHidden="0" w:uiPriority="73" w:unhideWhenUsed="0"/>
-    <w:lsdException w:name="Light Shading Accent 5" w:semiHidden="0" w:uiPriority="60" w:unhideWhenUsed="0"/>
-    <w:lsdException w:name="Light List Accent 5" w:semiHidden="0" w:uiPriority="61" w:unhideWhenUsed="0"/>
-    <w:lsdException w:name="Light Grid Accent 5" w:semiHidden="0" w:uiPriority="62" w:unhideWhenUsed="0"/>
-    <w:lsdException w:name="Medium Shading 1 Accent 5" w:semiHidden="0" w:uiPriority="63" w:unhideWhenUsed="0"/>
-    <w:lsdException w:name="Medium Shading 2 Accent 5" w:semiHidden="0" w:uiPriority="64" w:unhideWhenUsed="0"/>
-    <w:lsdException w:name="Medium List 1 Accent 5" w:semiHidden="0" w:uiPriority="65" w:unhideWhenUsed="0"/>
-    <w:lsdException w:name="Medium List 2 Accent 5" w:semiHidden="0" w:uiPriority="66" w:unhideWhenUsed="0"/>
-    <w:lsdException w:name="Medium Grid 1 Accent 5" w:semiHidden="0" w:uiPriority="67" w:unhideWhenUsed="0"/>
-    <w:lsdException w:name="Medium Grid 2 Accent 5" w:semiHidden="0" w:uiPriority="68" w:unhideWhenUsed="0"/>
-    <w:lsdException w:name="Medium Grid 3 Accent 5" w:semiHidden="0" w:uiPriority="69" w:unhideWhenUsed="0"/>
-    <w:lsdException w:name="Dark List Accent 5" w:semiHidden="0" w:uiPriority="70" w:unhideWhenUsed="0"/>
-    <w:lsdException w:name="Colorful Shading Accent 5" w:semiHidden="0" w:uiPriority="71" w:unhideWhenUsed="0"/>
-    <w:lsdException w:name="Colorful List Accent 5" w:semiHidden="0" w:uiPriority="72" w:unhideWhenUsed="0"/>
-    <w:lsdException w:name="Colorful Grid Accent 5" w:semiHidden="0" w:uiPriority="73" w:unhideWhenUsed="0"/>
-    <w:lsdException w:name="Light Shading Accent 6" w:semiHidden="0" w:uiPriority="60" w:unhideWhenUsed="0"/>
-    <w:lsdException w:name="Light List Accent 6" w:semiHidden="0" w:uiPriority="61" w:unhideWhenUsed="0"/>
-    <w:lsdException w:name="Light Grid Accent 6" w:semiHidden="0" w:uiPriority="62" w:unhideWhenUsed="0"/>
-    <w:lsdException w:name="Medium Shading 1 Accent 6" w:semiHidden="0" w:uiPriority="63" w:unhideWhenUsed="0"/>
-    <w:lsdException w:name="Medium Shading 2 Accent 6" w:semiHidden="0" w:uiPriority="64" w:unhideWhenUsed="0"/>
-    <w:lsdException w:name="Medium List 1 Accent 6" w:semiHidden="0" w:uiPriority="65" w:unhideWhenUsed="0"/>
-    <w:lsdException w:name="Medium List 2 Accent 6" w:semiHidden="0" w:uiPriority="66" w:unhideWhenUsed="0"/>
-    <w:lsdException w:name="Medium Grid 1 Accent 6" w:semiHidden="0" w:uiPriority="67" w:unhideWhenUsed="0"/>
-    <w:lsdException w:name="Medium Grid 2 Accent 6" w:semiHidden="0" w:uiPriority="68" w:unhideWhenUsed="0"/>
-    <w:lsdException w:name="Medium Grid 3 Accent 6" w:semiHidden="0" w:uiPriority="69" w:unhideWhenUsed="0"/>
-    <w:lsdException w:name="Dark List Accent 6" w:semiHidden="0" w:uiPriority="70" w:unhideWhenUsed="0"/>
-    <w:lsdException w:name="Colorful Shading Accent 6" w:semiHidden="0" w:uiPriority="71" w:unhideWhenUsed="0"/>
-    <w:lsdException w:name="Colorful List Accent 6" w:semiHidden="0" w:uiPriority="72" w:unhideWhenUsed="0"/>
-    <w:lsdException w:name="Colorful Grid Accent 6" w:semiHidden="0" w:uiPriority="73" w:unhideWhenUsed="0"/>
-    <w:lsdException w:name="Subtle Emphasis" w:semiHidden="0" w:uiPriority="19" w:unhideWhenUsed="0" w:qFormat="1"/>
-    <w:lsdException w:name="Intense Emphasis" w:semiHidden="0" w:uiPriority="21" w:unhideWhenUsed="0" w:qFormat="1"/>
-    <w:lsdException w:name="Subtle Reference" w:semiHidden="0" w:uiPriority="31" w:unhideWhenUsed="0" w:qFormat="1"/>
-    <w:lsdException w:name="Intense Reference" w:semiHidden="0" w:uiPriority="32" w:unhideWhenUsed="0" w:qFormat="1"/>
-    <w:lsdException w:name="Book Title" w:semiHidden="0" w:uiPriority="33" w:unhideWhenUsed="0" w:qFormat="1"/>
-    <w:lsdException w:name="Bibliography" w:uiPriority="37"/>
-    <w:lsdException w:name="TOC Heading" w:uiPriority="39" w:qFormat="1"/>
+  <w:latentStyles w:defLockedState="0" w:defUIPriority="99" w:defSemiHidden="0" w:defUnhideWhenUsed="0" w:defQFormat="0" w:count="376">
+    <w:lsdException w:name="Normal" w:uiPriority="0" w:qFormat="1"/>
+    <w:lsdException w:name="heading 1" w:uiPriority="9" w:qFormat="1"/>
+    <w:lsdException w:name="heading 2" w:semiHidden="1" w:uiPriority="9" w:unhideWhenUsed="1" w:qFormat="1"/>
+    <w:lsdException w:name="heading 3" w:semiHidden="1" w:uiPriority="9" w:unhideWhenUsed="1" w:qFormat="1"/>
+    <w:lsdException w:name="heading 4" w:semiHidden="1" w:uiPriority="9" w:unhideWhenUsed="1" w:qFormat="1"/>
+    <w:lsdException w:name="heading 5" w:semiHidden="1" w:uiPriority="9" w:unhideWhenUsed="1" w:qFormat="1"/>
+    <w:lsdException w:name="heading 6" w:semiHidden="1" w:uiPriority="9" w:unhideWhenUsed="1" w:qFormat="1"/>
+    <w:lsdException w:name="heading 7" w:semiHidden="1" w:uiPriority="9" w:unhideWhenUsed="1" w:qFormat="1"/>
+    <w:lsdException w:name="heading 8" w:semiHidden="1" w:uiPriority="9" w:unhideWhenUsed="1" w:qFormat="1"/>
+    <w:lsdException w:name="heading 9" w:semiHidden="1" w:uiPriority="9" w:unhideWhenUsed="1" w:qFormat="1"/>
+    <w:lsdException w:name="index 1" w:semiHidden="1" w:unhideWhenUsed="1"/>
+    <w:lsdException w:name="index 2" w:semiHidden="1" w:unhideWhenUsed="1"/>
+    <w:lsdException w:name="index 3" w:semiHidden="1" w:unhideWhenUsed="1"/>
+    <w:lsdException w:name="index 4" w:semiHidden="1" w:unhideWhenUsed="1"/>
+    <w:lsdException w:name="index 5" w:semiHidden="1" w:unhideWhenUsed="1"/>
+    <w:lsdException w:name="index 6" w:semiHidden="1" w:unhideWhenUsed="1"/>
+    <w:lsdException w:name="index 7" w:semiHidden="1" w:unhideWhenUsed="1"/>
+    <w:lsdException w:name="index 8" w:semiHidden="1" w:unhideWhenUsed="1"/>
+    <w:lsdException w:name="index 9" w:semiHidden="1" w:unhideWhenUsed="1"/>
+    <w:lsdException w:name="toc 1" w:semiHidden="1" w:uiPriority="39" w:unhideWhenUsed="1"/>
+    <w:lsdException w:name="toc 2" w:semiHidden="1" w:uiPriority="39" w:unhideWhenUsed="1"/>
+    <w:lsdException w:name="toc 3" w:semiHidden="1" w:uiPriority="39" w:unhideWhenUsed="1"/>
+    <w:lsdException w:name="toc 4" w:semiHidden="1" w:uiPriority="39" w:unhideWhenUsed="1"/>
+    <w:lsdException w:name="toc 5" w:semiHidden="1" w:uiPriority="39" w:unhideWhenUsed="1"/>
+    <w:lsdException w:name="toc 6" w:semiHidden="1" w:uiPriority="39" w:unhideWhenUsed="1"/>
+    <w:lsdException w:name="toc 7" w:semiHidden="1" w:uiPriority="39" w:unhideWhenUsed="1"/>
+    <w:lsdException w:name="toc 8" w:semiHidden="1" w:uiPriority="39" w:unhideWhenUsed="1"/>
+    <w:lsdException w:name="toc 9" w:semiHidden="1" w:uiPriority="39" w:unhideWhenUsed="1"/>
+    <w:lsdException w:name="Normal Indent" w:semiHidden="1" w:unhideWhenUsed="1"/>
+    <w:lsdException w:name="footnote text" w:semiHidden="1" w:unhideWhenUsed="1"/>
+    <w:lsdException w:name="annotation text" w:semiHidden="1" w:unhideWhenUsed="1"/>
+    <w:lsdException w:name="header" w:semiHidden="1" w:unhideWhenUsed="1"/>
+    <w:lsdException w:name="footer" w:semiHidden="1" w:unhideWhenUsed="1"/>
+    <w:lsdException w:name="index heading" w:semiHidden="1" w:unhideWhenUsed="1"/>
+    <w:lsdException w:name="caption" w:semiHidden="1" w:uiPriority="35" w:unhideWhenUsed="1" w:qFormat="1"/>
+    <w:lsdException w:name="table of figures" w:semiHidden="1" w:unhideWhenUsed="1"/>
+    <w:lsdException w:name="envelope address" w:semiHidden="1" w:unhideWhenUsed="1"/>
+    <w:lsdException w:name="envelope return" w:semiHidden="1" w:unhideWhenUsed="1"/>
+    <w:lsdException w:name="footnote reference" w:semiHidden="1" w:unhideWhenUsed="1"/>
+    <w:lsdException w:name="annotation reference" w:semiHidden="1" w:unhideWhenUsed="1"/>
+    <w:lsdException w:name="line number" w:semiHidden="1" w:unhideWhenUsed="1"/>
+    <w:lsdException w:name="page number" w:semiHidden="1" w:unhideWhenUsed="1"/>
+    <w:lsdException w:name="endnote reference" w:semiHidden="1" w:unhideWhenUsed="1"/>
+    <w:lsdException w:name="endnote text" w:semiHidden="1" w:unhideWhenUsed="1"/>
+    <w:lsdException w:name="table of authorities" w:semiHidden="1" w:unhideWhenUsed="1"/>
+    <w:lsdException w:name="macro" w:semiHidden="1" w:unhideWhenUsed="1"/>
+    <w:lsdException w:name="toa heading" w:semiHidden="1" w:unhideWhenUsed="1"/>
+    <w:lsdException w:name="List" w:semiHidden="1" w:unhideWhenUsed="1"/>
+    <w:lsdException w:name="List Bullet" w:semiHidden="1" w:unhideWhenUsed="1"/>
+    <w:lsdException w:name="List Number" w:semiHidden="1" w:unhideWhenUsed="1"/>
+    <w:lsdException w:name="List 2" w:semiHidden="1" w:unhideWhenUsed="1"/>
+    <w:lsdException w:name="List 3" w:semiHidden="1" w:unhideWhenUsed="1"/>
+    <w:lsdException w:name="List 4" w:semiHidden="1" w:unhideWhenUsed="1"/>
+    <w:lsdException w:name="List 5" w:semiHidden="1" w:unhideWhenUsed="1"/>
+    <w:lsdException w:name="List Bullet 2" w:semiHidden="1" w:unhideWhenUsed="1"/>
+    <w:lsdException w:name="List Bullet 3" w:semiHidden="1" w:unhideWhenUsed="1"/>
+    <w:lsdException w:name="List Bullet 4" w:semiHidden="1" w:unhideWhenUsed="1"/>
+    <w:lsdException w:name="List Bullet 5" w:semiHidden="1" w:unhideWhenUsed="1"/>
+    <w:lsdException w:name="List Number 2" w:semiHidden="1" w:unhideWhenUsed="1"/>
+    <w:lsdException w:name="List Number 3" w:semiHidden="1" w:unhideWhenUsed="1"/>
+    <w:lsdException w:name="List Number 4" w:semiHidden="1" w:unhideWhenUsed="1"/>
+    <w:lsdException w:name="List Number 5" w:semiHidden="1" w:unhideWhenUsed="1"/>
+    <w:lsdException w:name="Title" w:uiPriority="10" w:qFormat="1"/>
+    <w:lsdException w:name="Closing" w:semiHidden="1" w:unhideWhenUsed="1"/>
+    <w:lsdException w:name="Signature" w:semiHidden="1" w:unhideWhenUsed="1"/>
+    <w:lsdException w:name="Default Paragraph Font" w:semiHidden="1" w:uiPriority="1" w:unhideWhenUsed="1"/>
+    <w:lsdException w:name="Body Text" w:semiHidden="1" w:unhideWhenUsed="1"/>
+    <w:lsdException w:name="Body Text Indent" w:semiHidden="1" w:unhideWhenUsed="1"/>
+    <w:lsdException w:name="List Continue" w:semiHidden="1" w:unhideWhenUsed="1"/>
+    <w:lsdException w:name="List Continue 2" w:semiHidden="1" w:unhideWhenUsed="1"/>
+    <w:lsdException w:name="List Continue 3" w:semiHidden="1" w:unhideWhenUsed="1"/>
+    <w:lsdException w:name="List Continue 4" w:semiHidden="1" w:unhideWhenUsed="1"/>
+    <w:lsdException w:name="List Continue 5" w:semiHidden="1" w:unhideWhenUsed="1"/>
+    <w:lsdException w:name="Message Header" w:semiHidden="1" w:unhideWhenUsed="1"/>
+    <w:lsdException w:name="Subtitle" w:uiPriority="11" w:qFormat="1"/>
+    <w:lsdException w:name="Salutation" w:semiHidden="1" w:unhideWhenUsed="1"/>
+    <w:lsdException w:name="Date" w:semiHidden="1" w:unhideWhenUsed="1"/>
+    <w:lsdException w:name="Body Text First Indent" w:semiHidden="1" w:unhideWhenUsed="1"/>
+    <w:lsdException w:name="Body Text First Indent 2" w:semiHidden="1" w:unhideWhenUsed="1"/>
+    <w:lsdException w:name="Note Heading" w:semiHidden="1" w:unhideWhenUsed="1"/>
+    <w:lsdException w:name="Body Text 2" w:semiHidden="1" w:unhideWhenUsed="1"/>
+    <w:lsdException w:name="Body Text 3" w:semiHidden="1" w:unhideWhenUsed="1"/>
+    <w:lsdException w:name="Body Text Indent 2" w:semiHidden="1" w:unhideWhenUsed="1"/>
+    <w:lsdException w:name="Body Text Indent 3" w:semiHidden="1" w:unhideWhenUsed="1"/>
+    <w:lsdException w:name="Block Text" w:semiHidden="1" w:unhideWhenUsed="1"/>
+    <w:lsdException w:name="Hyperlink" w:semiHidden="1" w:unhideWhenUsed="1"/>
+    <w:lsdException w:name="FollowedHyperlink" w:semiHidden="1" w:unhideWhenUsed="1"/>
+    <w:lsdException w:name="Strong" w:uiPriority="22" w:qFormat="1"/>
+    <w:lsdException w:name="Emphasis" w:uiPriority="20" w:qFormat="1"/>
+    <w:lsdException w:name="Document Map" w:semiHidden="1" w:unhideWhenUsed="1"/>
+    <w:lsdException w:name="Plain Text" w:semiHidden="1" w:unhideWhenUsed="1"/>
+    <w:lsdException w:name="E-mail Signature" w:semiHidden="1" w:unhideWhenUsed="1"/>
+    <w:lsdException w:name="HTML Top of Form" w:semiHidden="1" w:unhideWhenUsed="1"/>
+    <w:lsdException w:name="HTML Bottom of Form" w:semiHidden="1" w:unhideWhenUsed="1"/>
+    <w:lsdException w:name="Normal (Web)" w:semiHidden="1" w:unhideWhenUsed="1"/>
+    <w:lsdException w:name="HTML Acronym" w:semiHidden="1" w:unhideWhenUsed="1"/>
+    <w:lsdException w:name="HTML Address" w:semiHidden="1" w:unhideWhenUsed="1"/>
+    <w:lsdException w:name="HTML Cite" w:semiHidden="1" w:unhideWhenUsed="1"/>
+    <w:lsdException w:name="HTML Code" w:semiHidden="1" w:unhideWhenUsed="1"/>
+    <w:lsdException w:name="HTML Definition" w:semiHidden="1" w:unhideWhenUsed="1"/>
+    <w:lsdException w:name="HTML Keyboard" w:semiHidden="1" w:unhideWhenUsed="1"/>
+    <w:lsdException w:name="HTML Preformatted" w:semiHidden="1" w:unhideWhenUsed="1"/>
+    <w:lsdException w:name="HTML Sample" w:semiHidden="1" w:unhideWhenUsed="1"/>
+    <w:lsdException w:name="HTML Typewriter" w:semiHidden="1" w:unhideWhenUsed="1"/>
+    <w:lsdException w:name="HTML Variable" w:semiHidden="1" w:unhideWhenUsed="1"/>
+    <w:lsdException w:name="Normal Table" w:semiHidden="1" w:unhideWhenUsed="1"/>
+    <w:lsdException w:name="annotation subject" w:semiHidden="1" w:unhideWhenUsed="1"/>
+    <w:lsdException w:name="No List" w:semiHidden="1" w:unhideWhenUsed="1"/>
+    <w:lsdException w:name="Outline List 1" w:semiHidden="1" w:unhideWhenUsed="1"/>
+    <w:lsdException w:name="Outline List 2" w:semiHidden="1" w:unhideWhenUsed="1"/>
+    <w:lsdException w:name="Outline List 3" w:semiHidden="1" w:unhideWhenUsed="1"/>
+    <w:lsdException w:name="Table Simple 1" w:semiHidden="1" w:unhideWhenUsed="1"/>
+    <w:lsdException w:name="Table Simple 2" w:semiHidden="1" w:unhideWhenUsed="1"/>
+    <w:lsdException w:name="Table Simple 3" w:semiHidden="1" w:unhideWhenUsed="1"/>
+    <w:lsdException w:name="Table Classic 1" w:semiHidden="1" w:unhideWhenUsed="1"/>
+    <w:lsdException w:name="Table Classic 2" w:semiHidden="1" w:unhideWhenUsed="1"/>
+    <w:lsdException w:name="Table Classic 3" w:semiHidden="1" w:unhideWhenUsed="1"/>
+    <w:lsdException w:name="Table Classic 4" w:semiHidden="1" w:unhideWhenUsed="1"/>
+    <w:lsdException w:name="Table Colorful 1" w:semiHidden="1" w:unhideWhenUsed="1"/>
+    <w:lsdException w:name="Table Colorful 2" w:semiHidden="1" w:unhideWhenUsed="1"/>
+    <w:lsdException w:name="Table Colorful 3" w:semiHidden="1" w:unhideWhenUsed="1"/>
+    <w:lsdException w:name="Table Columns 1" w:semiHidden="1" w:unhideWhenUsed="1"/>
+    <w:lsdException w:name="Table Columns 2" w:semiHidden="1" w:unhideWhenUsed="1"/>
+    <w:lsdException w:name="Table Columns 3" w:semiHidden="1" w:unhideWhenUsed="1"/>
+    <w:lsdException w:name="Table Columns 4" w:semiHidden="1" w:unhideWhenUsed="1"/>
+    <w:lsdException w:name="Table Columns 5" w:semiHidden="1" w:unhideWhenUsed="1"/>
+    <w:lsdException w:name="Table Grid 1" w:semiHidden="1" w:unhideWhenUsed="1"/>
+    <w:lsdException w:name="Table Grid 2" w:semiHidden="1" w:unhideWhenUsed="1"/>
+    <w:lsdException w:name="Table Grid 3" w:semiHidden="1" w:unhideWhenUsed="1"/>
+    <w:lsdException w:name="Table Grid 4" w:semiHidden="1" w:unhideWhenUsed="1"/>
+    <w:lsdException w:name="Table Grid 5" w:semiHidden="1" w:unhideWhenUsed="1"/>
+    <w:lsdException w:name="Table Grid 6" w:semiHidden="1" w:unhideWhenUsed="1"/>
+    <w:lsdException w:name="Table Grid 7" w:semiHidden="1" w:unhideWhenUsed="1"/>
+    <w:lsdException w:name="Table Grid 8" w:semiHidden="1" w:unhideWhenUsed="1"/>
+    <w:lsdException w:name="Table List 1" w:semiHidden="1" w:unhideWhenUsed="1"/>
+    <w:lsdException w:name="Table List 2" w:semiHidden="1" w:unhideWhenUsed="1"/>
+    <w:lsdException w:name="Table List 3" w:semiHidden="1" w:unhideWhenUsed="1"/>
+    <w:lsdException w:name="Table List 4" w:semiHidden="1" w:unhideWhenUsed="1"/>
+    <w:lsdException w:name="Table List 5" w:semiHidden="1" w:unhideWhenUsed="1"/>
+    <w:lsdException w:name="Table List 6" w:semiHidden="1" w:unhideWhenUsed="1"/>
+    <w:lsdException w:name="Table List 7" w:semiHidden="1" w:unhideWhenUsed="1"/>
+    <w:lsdException w:name="Table List 8" w:semiHidden="1" w:unhideWhenUsed="1"/>
+    <w:lsdException w:name="Table 3D effects 1" w:semiHidden="1" w:unhideWhenUsed="1"/>
+    <w:lsdException w:name="Table 3D effects 2" w:semiHidden="1" w:unhideWhenUsed="1"/>
+    <w:lsdException w:name="Table 3D effects 3" w:semiHidden="1" w:unhideWhenUsed="1"/>
+    <w:lsdException w:name="Table Contemporary" w:semiHidden="1" w:unhideWhenUsed="1"/>
+    <w:lsdException w:name="Table Elegant" w:semiHidden="1" w:unhideWhenUsed="1"/>
+    <w:lsdException w:name="Table Professional" w:semiHidden="1" w:unhideWhenUsed="1"/>
+    <w:lsdException w:name="Table Subtle 1" w:semiHidden="1" w:unhideWhenUsed="1"/>
+    <w:lsdException w:name="Table Subtle 2" w:semiHidden="1" w:unhideWhenUsed="1"/>
+    <w:lsdException w:name="Table Web 1" w:semiHidden="1" w:unhideWhenUsed="1"/>
+    <w:lsdException w:name="Table Web 2" w:semiHidden="1" w:unhideWhenUsed="1"/>
+    <w:lsdException w:name="Table Web 3" w:semiHidden="1" w:unhideWhenUsed="1"/>
+    <w:lsdException w:name="Balloon Text" w:semiHidden="1" w:unhideWhenUsed="1"/>
+    <w:lsdException w:name="Table Grid" w:uiPriority="39"/>
+    <w:lsdException w:name="Table Theme" w:semiHidden="1" w:unhideWhenUsed="1"/>
+    <w:lsdException w:name="Placeholder Text" w:semiHidden="1"/>
+    <w:lsdException w:name="No Spacing" w:uiPriority="1" w:qFormat="1"/>
+    <w:lsdException w:name="Light Shading" w:uiPriority="60"/>
+    <w:lsdException w:name="Light List" w:uiPriority="61"/>
+    <w:lsdException w:name="Light Grid" w:uiPriority="62"/>
+    <w:lsdException w:name="Medium Shading 1" w:uiPriority="63"/>
+    <w:lsdException w:name="Medium Shading 2" w:uiPriority="64"/>
+    <w:lsdException w:name="Medium List 1" w:uiPriority="65"/>
+    <w:lsdException w:name="Medium List 2" w:uiPriority="66"/>
+    <w:lsdException w:name="Medium Grid 1" w:uiPriority="67"/>
+    <w:lsdException w:name="Medium Grid 2" w:uiPriority="68"/>
+    <w:lsdException w:name="Medium Grid 3" w:uiPriority="69"/>
+    <w:lsdException w:name="Dark List" w:uiPriority="70"/>
+    <w:lsdException w:name="Colorful Shading" w:uiPriority="71"/>
+    <w:lsdException w:name="Colorful List" w:uiPriority="72"/>
+    <w:lsdException w:name="Colorful Grid" w:uiPriority="73"/>
+    <w:lsdException w:name="Light Shading Accent 1" w:uiPriority="60"/>
+    <w:lsdException w:name="Light List Accent 1" w:uiPriority="61"/>
+    <w:lsdException w:name="Light Grid Accent 1" w:uiPriority="62"/>
+    <w:lsdException w:name="Medium Shading 1 Accent 1" w:uiPriority="63"/>
+    <w:lsdException w:name="Medium Shading 2 Accent 1" w:uiPriority="64"/>
+    <w:lsdException w:name="Medium List 1 Accent 1" w:uiPriority="65"/>
+    <w:lsdException w:name="Revision" w:semiHidden="1"/>
+    <w:lsdException w:name="List Paragraph" w:uiPriority="34" w:qFormat="1"/>
+    <w:lsdException w:name="Quote" w:uiPriority="29" w:qFormat="1"/>
+    <w:lsdException w:name="Intense Quote" w:uiPriority="30" w:qFormat="1"/>
+    <w:lsdException w:name="Medium List 2 Accent 1" w:uiPriority="66"/>
+    <w:lsdException w:name="Medium Grid 1 Accent 1" w:uiPriority="67"/>
+    <w:lsdException w:name="Medium Grid 2 Accent 1" w:uiPriority="68"/>
+    <w:lsdException w:name="Medium Grid 3 Accent 1" w:uiPriority="69"/>
+    <w:lsdException w:name="Dark List Accent 1" w:uiPriority="70"/>
+    <w:lsdException w:name="Colorful Shading Accent 1" w:uiPriority="71"/>
+    <w:lsdException w:name="Colorful List Accent 1" w:uiPriority="72"/>
+    <w:lsdException w:name="Colorful Grid Accent 1" w:uiPriority="73"/>
+    <w:lsdException w:name="Light Shading Accent 2" w:uiPriority="60"/>
+    <w:lsdException w:name="Light List Accent 2" w:uiPriority="61"/>
+    <w:lsdException w:name="Light Grid Accent 2" w:uiPriority="62"/>
+    <w:lsdException w:name="Medium Shading 1 Accent 2" w:uiPriority="63"/>
+    <w:lsdException w:name="Medium Shading 2 Accent 2" w:uiPriority="64"/>
+    <w:lsdException w:name="Medium List 1 Accent 2" w:uiPriority="65"/>
+    <w:lsdException w:name="Medium List 2 Accent 2" w:uiPriority="66"/>
+    <w:lsdException w:name="Medium Grid 1 Accent 2" w:uiPriority="67"/>
+    <w:lsdException w:name="Medium Grid 2 Accent 2" w:uiPriority="68"/>
+    <w:lsdException w:name="Medium Grid 3 Accent 2" w:uiPriority="69"/>
+    <w:lsdException w:name="Dark List Accent 2" w:uiPriority="70"/>
+    <w:lsdException w:name="Colorful Shading Accent 2" w:uiPriority="71"/>
+    <w:lsdException w:name="Colorful List Accent 2" w:uiPriority="72"/>
+    <w:lsdException w:name="Colorful Grid Accent 2" w:uiPriority="73"/>
+    <w:lsdException w:name="Light Shading Accent 3" w:uiPriority="60"/>
+    <w:lsdException w:name="Light List Accent 3" w:uiPriority="61"/>
+    <w:lsdException w:name="Light Grid Accent 3" w:uiPriority="62"/>
+    <w:lsdException w:name="Medium Shading 1 Accent 3" w:uiPriority="63"/>
+    <w:lsdException w:name="Medium Shading 2 Accent 3" w:uiPriority="64"/>
+    <w:lsdException w:name="Medium List 1 Accent 3" w:uiPriority="65"/>
+    <w:lsdException w:name="Medium List 2 Accent 3" w:uiPriority="66"/>
+    <w:lsdException w:name="Medium Grid 1 Accent 3" w:uiPriority="67"/>
+    <w:lsdException w:name="Medium Grid 2 Accent 3" w:uiPriority="68"/>
+    <w:lsdException w:name="Medium Grid 3 Accent 3" w:uiPriority="69"/>
+    <w:lsdException w:name="Dark List Accent 3" w:uiPriority="70"/>
+    <w:lsdException w:name="Colorful Shading Accent 3" w:uiPriority="71"/>
+    <w:lsdException w:name="Colorful List Accent 3" w:uiPriority="72"/>
+    <w:lsdException w:name="Colorful Grid Accent 3" w:uiPriority="73"/>
+    <w:lsdException w:name="Light Shading Accent 4" w:uiPriority="60"/>
+    <w:lsdException w:name="Light List Accent 4" w:uiPriority="61"/>
+    <w:lsdException w:name="Light Grid Accent 4" w:uiPriority="62"/>
+    <w:lsdException w:name="Medium Shading 1 Accent 4" w:uiPriority="63"/>
+    <w:lsdException w:name="Medium Shading 2 Accent 4" w:uiPriority="64"/>
+    <w:lsdException w:name="Medium List 1 Accent 4" w:uiPriority="65"/>
+    <w:lsdException w:name="Medium List 2 Accent 4" w:uiPriority="66"/>
+    <w:lsdException w:name="Medium Grid 1 Accent 4" w:uiPriority="67"/>
+    <w:lsdException w:name="Medium Grid 2 Accent 4" w:uiPriority="68"/>
+    <w:lsdException w:name="Medium Grid 3 Accent 4" w:uiPriority="69"/>
+    <w:lsdException w:name="Dark List Accent 4" w:uiPriority="70"/>
+    <w:lsdException w:name="Colorful Shading Accent 4" w:uiPriority="71"/>
+    <w:lsdException w:name="Colorful List Accent 4" w:uiPriority="72"/>
+    <w:lsdException w:name="Colorful Grid Accent 4" w:uiPriority="73"/>
+    <w:lsdException w:name="Light Shading Accent 5" w:uiPriority="60"/>
+    <w:lsdException w:name="Light List Accent 5" w:uiPriority="61"/>
+    <w:lsdException w:name="Light Grid Accent 5" w:uiPriority="62"/>
+    <w:lsdException w:name="Medium Shading 1 Accent 5" w:uiPriority="63"/>
+    <w:lsdException w:name="Medium Shading 2 Accent 5" w:uiPriority="64"/>
+    <w:lsdException w:name="Medium List 1 Accent 5" w:uiPriority="65"/>
+    <w:lsdException w:name="Medium List 2 Accent 5" w:uiPriority="66"/>
+    <w:lsdException w:name="Medium Grid 1 Accent 5" w:uiPriority="67"/>
+    <w:lsdException w:name="Medium Grid 2 Accent 5" w:uiPriority="68"/>
+    <w:lsdException w:name="Medium Grid 3 Accent 5" w:uiPriority="69"/>
+    <w:lsdException w:name="Dark List Accent 5" w:uiPriority="70"/>
+    <w:lsdException w:name="Colorful Shading Accent 5" w:uiPriority="71"/>
+    <w:lsdException w:name="Colorful List Accent 5" w:uiPriority="72"/>
+    <w:lsdException w:name="Colorful Grid Accent 5" w:uiPriority="73"/>
+    <w:lsdException w:name="Light Shading Accent 6" w:uiPriority="60"/>
+    <w:lsdException w:name="Light List Accent 6" w:uiPriority="61"/>
+    <w:lsdException w:name="Light Grid Accent 6" w:uiPriority="62"/>
+    <w:lsdException w:name="Medium Shading 1 Accent 6" w:uiPriority="63"/>
+    <w:lsdException w:name="Medium Shading 2 Accent 6" w:uiPriority="64"/>
+    <w:lsdException w:name="Medium List 1 Accent 6" w:uiPriority="65"/>
+    <w:lsdException w:name="Medium List 2 Accent 6" w:uiPriority="66"/>
+    <w:lsdException w:name="Medium Grid 1 Accent 6" w:uiPriority="67"/>
+    <w:lsdException w:name="Medium Grid 2 Accent 6" w:uiPriority="68"/>
+    <w:lsdException w:name="Medium Grid 3 Accent 6" w:uiPriority="69"/>
+    <w:lsdException w:name="Dark List Accent 6" w:uiPriority="70"/>
+    <w:lsdException w:name="Colorful Shading Accent 6" w:uiPriority="71"/>
+    <w:lsdException w:name="Colorful List Accent 6" w:uiPriority="72"/>
+    <w:lsdException w:name="Colorful Grid Accent 6" w:uiPriority="73"/>
+    <w:lsdException w:name="Subtle Emphasis" w:uiPriority="19" w:qFormat="1"/>
+    <w:lsdException w:name="Intense Emphasis" w:uiPriority="21" w:qFormat="1"/>
+    <w:lsdException w:name="Subtle Reference" w:uiPriority="31" w:qFormat="1"/>
+    <w:lsdException w:name="Intense Reference" w:uiPriority="32" w:qFormat="1"/>
+    <w:lsdException w:name="Book Title" w:uiPriority="33" w:qFormat="1"/>
+    <w:lsdException w:name="Bibliography" w:semiHidden="1" w:uiPriority="37" w:unhideWhenUsed="1"/>
+    <w:lsdException w:name="TOC Heading" w:semiHidden="1" w:uiPriority="39" w:unhideWhenUsed="1" w:qFormat="1"/>
+    <w:lsdException w:name="Plain Table 1" w:uiPriority="41"/>
+    <w:lsdException w:name="Plain Table 2" w:uiPriority="42"/>
+    <w:lsdException w:name="Plain Table 3" w:uiPriority="43"/>
+    <w:lsdException w:name="Plain Table 4" w:uiPriority="44"/>
+    <w:lsdException w:name="Plain Table 5" w:uiPriority="45"/>
+    <w:lsdException w:name="Grid Table Light" w:uiPriority="40"/>
+    <w:lsdException w:name="Grid Table 1 Light" w:uiPriority="46"/>
+    <w:lsdException w:name="Grid Table 2" w:uiPriority="47"/>
+    <w:lsdException w:name="Grid Table 3" w:uiPriority="48"/>
+    <w:lsdException w:name="Grid Table 4" w:uiPriority="49"/>
+    <w:lsdException w:name="Grid Table 5 Dark" w:uiPriority="50"/>
+    <w:lsdException w:name="Grid Table 6 Colorful" w:uiPriority="51"/>
+    <w:lsdException w:name="Grid Table 7 Colorful" w:uiPriority="52"/>
+    <w:lsdException w:name="Grid Table 1 Light Accent 1" w:uiPriority="46"/>
+    <w:lsdException w:name="Grid Table 2 Accent 1" w:uiPriority="47"/>
+    <w:lsdException w:name="Grid Table 3 Accent 1" w:uiPriority="48"/>
+    <w:lsdException w:name="Grid Table 4 Accent 1" w:uiPriority="49"/>
+    <w:lsdException w:name="Grid Table 5 Dark Accent 1" w:uiPriority="50"/>
+    <w:lsdException w:name="Grid Table 6 Colorful Accent 1" w:uiPriority="51"/>
+    <w:lsdException w:name="Grid Table 7 Colorful Accent 1" w:uiPriority="52"/>
+    <w:lsdException w:name="Grid Table 1 Light Accent 2" w:uiPriority="46"/>
+    <w:lsdException w:name="Grid Table 2 Accent 2" w:uiPriority="47"/>
+    <w:lsdException w:name="Grid Table 3 Accent 2" w:uiPriority="48"/>
+    <w:lsdException w:name="Grid Table 4 Accent 2" w:uiPriority="49"/>
+    <w:lsdException w:name="Grid Table 5 Dark Accent 2" w:uiPriority="50"/>
+    <w:lsdException w:name="Grid Table 6 Colorful Accent 2" w:uiPriority="51"/>
+    <w:lsdException w:name="Grid Table 7 Colorful Accent 2" w:uiPriority="52"/>
+    <w:lsdException w:name="Grid Table 1 Light Accent 3" w:uiPriority="46"/>
+    <w:lsdException w:name="Grid Table 2 Accent 3" w:uiPriority="47"/>
+    <w:lsdException w:name="Grid Table 3 Accent 3" w:uiPriority="48"/>
+    <w:lsdException w:name="Grid Table 4 Accent 3" w:uiPriority="49"/>
+    <w:lsdException w:name="Grid Table 5 Dark Accent 3" w:uiPriority="50"/>
+    <w:lsdException w:name="Grid Table 6 Colorful Accent 3" w:uiPriority="51"/>
+    <w:lsdException w:name="Grid Table 7 Colorful Accent 3" w:uiPriority="52"/>
+    <w:lsdException w:name="Grid Table 1 Light Accent 4" w:uiPriority="46"/>
+    <w:lsdException w:name="Grid Table 2 Accent 4" w:uiPriority="47"/>
+    <w:lsdException w:name="Grid Table 3 Accent 4" w:uiPriority="48"/>
+    <w:lsdException w:name="Grid Table 4 Accent 4" w:uiPriority="49"/>
+    <w:lsdException w:name="Grid Table 5 Dark Accent 4" w:uiPriority="50"/>
+    <w:lsdException w:name="Grid Table 6 Colorful Accent 4" w:uiPriority="51"/>
+    <w:lsdException w:name="Grid Table 7 Colorful Accent 4" w:uiPriority="52"/>
+    <w:lsdException w:name="Grid Table 1 Light Accent 5" w:uiPriority="46"/>
+    <w:lsdException w:name="Grid Table 2 Accent 5" w:uiPriority="47"/>
+    <w:lsdException w:name="Grid Table 3 Accent 5" w:uiPriority="48"/>
+    <w:lsdException w:name="Grid Table 4 Accent 5" w:uiPriority="49"/>
+    <w:lsdException w:name="Grid Table 5 Dark Accent 5" w:uiPriority="50"/>
+    <w:lsdException w:name="Grid Table 6 Colorful Accent 5" w:uiPriority="51"/>
+    <w:lsdException w:name="Grid Table 7 Colorful Accent 5" w:uiPriority="52"/>
+    <w:lsdException w:name="Grid Table 1 Light Accent 6" w:uiPriority="46"/>
+    <w:lsdException w:name="Grid Table 2 Accent 6" w:uiPriority="47"/>
+    <w:lsdException w:name="Grid Table 3 Accent 6" w:uiPriority="48"/>
+    <w:lsdException w:name="Grid Table 4 Accent 6" w:uiPriority="49"/>
+    <w:lsdException w:name="Grid Table 5 Dark Accent 6" w:uiPriority="50"/>
+    <w:lsdException w:name="Grid Table 6 Colorful Accent 6" w:uiPriority="51"/>
+    <w:lsdException w:name="Grid Table 7 Colorful Accent 6" w:uiPriority="52"/>
+    <w:lsdException w:name="List Table 1 Light" w:uiPriority="46"/>
+    <w:lsdException w:name="List Table 2" w:uiPriority="47"/>
+    <w:lsdException w:name="List Table 3" w:uiPriority="48"/>
+    <w:lsdException w:name="List Table 4" w:uiPriority="49"/>
+    <w:lsdException w:name="List Table 5 Dark" w:uiPriority="50"/>
+    <w:lsdException w:name="List Table 6 Colorful" w:uiPriority="51"/>
+    <w:lsdException w:name="List Table 7 Colorful" w:uiPriority="52"/>
+    <w:lsdException w:name="List Table 1 Light Accent 1" w:uiPriority="46"/>
+    <w:lsdException w:name="List Table 2 Accent 1" w:uiPriority="47"/>
+    <w:lsdException w:name="List Table 3 Accent 1" w:uiPriority="48"/>
+    <w:lsdException w:name="List Table 4 Accent 1" w:uiPriority="49"/>
+    <w:lsdException w:name="List Table 5 Dark Accent 1" w:uiPriority="50"/>
+    <w:lsdException w:name="List Table 6 Colorful Accent 1" w:uiPriority="51"/>
+    <w:lsdException w:name="List Table 7 Colorful Accent 1" w:uiPriority="52"/>
+    <w:lsdException w:name="List Table 1 Light Accent 2" w:uiPriority="46"/>
+    <w:lsdException w:name="List Table 2 Accent 2" w:uiPriority="47"/>
+    <w:lsdException w:name="List Table 3 Accent 2" w:uiPriority="48"/>
+    <w:lsdException w:name="List Table 4 Accent 2" w:uiPriority="49"/>
+    <w:lsdException w:name="List Table 5 Dark Accent 2" w:uiPriority="50"/>
+    <w:lsdException w:name="List Table 6 Colorful Accent 2" w:uiPriority="51"/>
+    <w:lsdException w:name="List Table 7 Colorful Accent 2" w:uiPriority="52"/>
+    <w:lsdException w:name="List Table 1 Light Accent 3" w:uiPriority="46"/>
+    <w:lsdException w:name="List Table 2 Accent 3" w:uiPriority="47"/>
+    <w:lsdException w:name="List Table 3 Accent 3" w:uiPriority="48"/>
+    <w:lsdException w:name="List Table 4 Accent 3" w:uiPriority="49"/>
+    <w:lsdException w:name="List Table 5 Dark Accent 3" w:uiPriority="50"/>
+    <w:lsdException w:name="List Table 6 Colorful Accent 3" w:uiPriority="51"/>
+    <w:lsdException w:name="List Table 7 Colorful Accent 3" w:uiPriority="52"/>
+    <w:lsdException w:name="List Table 1 Light Accent 4" w:uiPriority="46"/>
+    <w:lsdException w:name="List Table 2 Accent 4" w:uiPriority="47"/>
+    <w:lsdException w:name="List Table 3 Accent 4" w:uiPriority="48"/>
+    <w:lsdException w:name="List Table 4 Accent 4" w:uiPriority="49"/>
+    <w:lsdException w:name="List Table 5 Dark Accent 4" w:uiPriority="50"/>
+    <w:lsdException w:name="List Table 6 Colorful Accent 4" w:uiPriority="51"/>
+    <w:lsdException w:name="List Table 7 Colorful Accent 4" w:uiPriority="52"/>
+    <w:lsdException w:name="List Table 1 Light Accent 5" w:uiPriority="46"/>
+    <w:lsdException w:name="List Table 2 Accent 5" w:uiPriority="47"/>
+    <w:lsdException w:name="List Table 3 Accent 5" w:uiPriority="48"/>
+    <w:lsdException w:name="List Table 4 Accent 5" w:uiPriority="49"/>
+    <w:lsdException w:name="List Table 5 Dark Accent 5" w:uiPriority="50"/>
+    <w:lsdException w:name="List Table 6 Colorful Accent 5" w:uiPriority="51"/>
+    <w:lsdException w:name="List Table 7 Colorful Accent 5" w:uiPriority="52"/>
+    <w:lsdException w:name="List Table 1 Light Accent 6" w:uiPriority="46"/>
+    <w:lsdException w:name="List Table 2 Accent 6" w:uiPriority="47"/>
+    <w:lsdException w:name="List Table 3 Accent 6" w:uiPriority="48"/>
+    <w:lsdException w:name="List Table 4 Accent 6" w:uiPriority="49"/>
+    <w:lsdException w:name="List Table 5 Dark Accent 6" w:uiPriority="50"/>
+    <w:lsdException w:name="List Table 6 Colorful Accent 6" w:uiPriority="51"/>
+    <w:lsdException w:name="List Table 7 Colorful Accent 6" w:uiPriority="52"/>
+    <w:lsdException w:name="Mention" w:semiHidden="1" w:unhideWhenUsed="1"/>
+    <w:lsdException w:name="Smart Hyperlink" w:semiHidden="1" w:unhideWhenUsed="1"/>
+    <w:lsdException w:name="Hashtag" w:semiHidden="1" w:unhideWhenUsed="1"/>
+    <w:lsdException w:name="Unresolved Mention" w:semiHidden="1" w:unhideWhenUsed="1"/>
+    <w:lsdException w:name="Smart Link" w:semiHidden="1" w:unhideWhenUsed="1"/>
   </w:latentStyles>
   <w:style w:type="paragraph" w:default="1" w:styleId="Normal">
     <w:name w:val="Normal"/>
@@ -3352,7 +2934,7 @@
   <a:extraClrSchemeLst/>
   <a:extLst>
     <a:ext uri="{05A4C25C-085E-4340-85A3-A5531E510DB2}">
-      <thm15:themeFamily xmlns:thm15="http://schemas.microsoft.com/office/thememl/2012/main" xmlns="" name="Office Theme" id="{62F939B6-93AF-4DB8-9C6B-D6C7DFDC589F}" vid="{4A3C46E8-61CC-4603-A589-7422A47A8E4A}"/>
+      <thm15:themeFamily xmlns:thm15="http://schemas.microsoft.com/office/thememl/2012/main" name="Office Theme" id="{62F939B6-93AF-4DB8-9C6B-D6C7DFDC589F}" vid="{4A3C46E8-61CC-4603-A589-7422A47A8E4A}"/>
     </a:ext>
   </a:extLst>
 </a:theme>

--- a/Common_Sharable/Project-Documentation.docx
+++ b/Common_Sharable/Project-Documentation.docx
@@ -258,7 +258,15 @@
         <w:t>Security:</w:t>
       </w:r>
       <w:r>
-        <w:t xml:space="preserve"> Passwords must be hashed using BCrypt before reaching the database. APIs must be protected by Spring Security filters.</w:t>
+        <w:t xml:space="preserve"> Passwords must be hashed using </w:t>
+      </w:r>
+      <w:proofErr w:type="spellStart"/>
+      <w:r>
+        <w:t>BCrypt</w:t>
+      </w:r>
+      <w:proofErr w:type="spellEnd"/>
+      <w:r>
+        <w:t xml:space="preserve"> before reaching the database. APIs must be protected by Spring Security filters.</w:t>
       </w:r>
     </w:p>
     <w:p>
@@ -311,11 +319,14 @@
         <w:ind w:left="720"/>
       </w:pPr>
       <w:r>
+        <w:rPr>
+          <w:noProof/>
+        </w:rPr>
         <w:lastRenderedPageBreak/>
         <w:drawing>
-          <wp:inline distT="0" distB="0" distL="0" distR="0" wp14:anchorId="7C8EE17A" wp14:editId="106D0BBF">
-            <wp:extent cx="4667901" cy="7544853"/>
-            <wp:effectExtent l="0" t="0" r="0" b="0"/>
+          <wp:inline distT="0" distB="0" distL="0" distR="0" wp14:anchorId="7C8EE17A" wp14:editId="7C50DE57">
+            <wp:extent cx="4667250" cy="7498080"/>
+            <wp:effectExtent l="0" t="0" r="0" b="7620"/>
             <wp:docPr id="350072171" name="Picture 1"/>
             <wp:cNvGraphicFramePr>
               <a:graphicFrameLocks xmlns:a="http://schemas.openxmlformats.org/drawingml/2006/main" noChangeAspect="1"/>
@@ -336,7 +347,7 @@
                   <pic:spPr>
                     <a:xfrm>
                       <a:off x="0" y="0"/>
-                      <a:ext cx="4667901" cy="7544853"/>
+                      <a:ext cx="4675092" cy="7510678"/>
                     </a:xfrm>
                     <a:prstGeom prst="rect">
                       <a:avLst/>
